--- a/BridgeU-SDD V.1.0.docx
+++ b/BridgeU-SDD V.1.0.docx
@@ -72,7 +72,6 @@
           <w:lang w:eastAsia="zh-CN"/>
         </w:rPr>
       </w:pPr>
-      <w:proofErr w:type="spellStart"/>
       <w:r>
         <w:rPr>
           <w:rFonts w:ascii="TimesNewRomanPS" w:hAnsi="TimesNewRomanPS"/>
@@ -81,18 +80,7 @@
           <w:sz w:val="40"/>
           <w:lang w:eastAsia="zh-CN"/>
         </w:rPr>
-        <w:t>Zhiyi</w:t>
-      </w:r>
-      <w:proofErr w:type="spellEnd"/>
-      <w:r>
-        <w:rPr>
-          <w:rFonts w:ascii="TimesNewRomanPS" w:hAnsi="TimesNewRomanPS"/>
-          <w:b/>
-          <w:color w:val="000000"/>
-          <w:sz w:val="40"/>
-          <w:lang w:eastAsia="zh-CN"/>
-        </w:rPr>
-        <w:t xml:space="preserve"> Pan 652115558</w:t>
+        <w:t>Zhiyi Pan 652115558</w:t>
       </w:r>
     </w:p>
     <w:p>
@@ -400,25 +388,7 @@
           <w:color w:val="0D0D0D"/>
           <w:sz w:val="24"/>
         </w:rPr>
-        <w:t xml:space="preserve">The purpose of the software design development is to present a complete software design </w:t>
-      </w:r>
-      <w:proofErr w:type="gramStart"/>
-      <w:r>
-        <w:rPr>
-          <w:rFonts w:ascii="TimesNewRomanPS" w:eastAsia="TimesNewRomanPSMT" w:hAnsi="TimesNewRomanPS"/>
-          <w:color w:val="0D0D0D"/>
-          <w:sz w:val="24"/>
-        </w:rPr>
-        <w:t>of</w:t>
-      </w:r>
-      <w:proofErr w:type="gramEnd"/>
-      <w:r>
-        <w:rPr>
-          <w:rFonts w:ascii="TimesNewRomanPS" w:eastAsia="TimesNewRomanPSMT" w:hAnsi="TimesNewRomanPS"/>
-          <w:color w:val="0D0D0D"/>
-          <w:sz w:val="24"/>
-        </w:rPr>
-        <w:t xml:space="preserve"> the </w:t>
+        <w:t xml:space="preserve">The purpose of the software design development is to present a complete software design of the </w:t>
       </w:r>
       <w:proofErr w:type="spellStart"/>
       <w:r>
@@ -1231,25 +1201,7 @@
                 <w:color w:val="000000"/>
                 <w:sz w:val="24"/>
               </w:rPr>
-              <w:t xml:space="preserve">activities </w:t>
-            </w:r>
-            <w:proofErr w:type="gramStart"/>
-            <w:r>
-              <w:rPr>
-                <w:rFonts w:ascii="TimesNewRomanPS" w:eastAsia="TimesNewRomanPSMT" w:hAnsi="TimesNewRomanPS"/>
-                <w:color w:val="000000"/>
-                <w:sz w:val="24"/>
-              </w:rPr>
-              <w:t>in order to</w:t>
-            </w:r>
-            <w:proofErr w:type="gramEnd"/>
-            <w:r>
-              <w:rPr>
-                <w:rFonts w:ascii="TimesNewRomanPS" w:eastAsia="TimesNewRomanPSMT" w:hAnsi="TimesNewRomanPS"/>
-                <w:color w:val="000000"/>
-                <w:sz w:val="24"/>
-              </w:rPr>
-              <w:t xml:space="preserve"> meet or exceed stakeholder needs and expectations</w:t>
+              <w:t>activities in order to meet or exceed stakeholder needs and expectations</w:t>
             </w:r>
           </w:p>
           <w:p>
@@ -1332,25 +1284,7 @@
                 <w:color w:val="000000"/>
                 <w:sz w:val="24"/>
               </w:rPr>
-              <w:t xml:space="preserve">project control. The primary </w:t>
-            </w:r>
-            <w:proofErr w:type="gramStart"/>
-            <w:r>
-              <w:rPr>
-                <w:rFonts w:ascii="TimesNewRomanPS" w:eastAsia="TimesNewRomanPSMT" w:hAnsi="TimesNewRomanPS"/>
-                <w:color w:val="000000"/>
-                <w:sz w:val="24"/>
-              </w:rPr>
-              <w:t>uses</w:t>
-            </w:r>
-            <w:proofErr w:type="gramEnd"/>
-            <w:r>
-              <w:rPr>
-                <w:rFonts w:ascii="TimesNewRomanPS" w:eastAsia="TimesNewRomanPSMT" w:hAnsi="TimesNewRomanPS"/>
-                <w:color w:val="000000"/>
-                <w:sz w:val="24"/>
-              </w:rPr>
-              <w:t xml:space="preserve"> of the project plan are to document</w:t>
+              <w:t>project control. The primary uses of the project plan are to document</w:t>
             </w:r>
           </w:p>
           <w:p>
@@ -1635,25 +1569,7 @@
                 <w:color w:val="000000"/>
                 <w:sz w:val="24"/>
               </w:rPr>
-              <w:t xml:space="preserve">Testing conducted on a complete and integrated system for </w:t>
-            </w:r>
-            <w:proofErr w:type="gramStart"/>
-            <w:r>
-              <w:rPr>
-                <w:rFonts w:ascii="TimesNewRomanPS" w:eastAsia="TimesNewRomanPSMT" w:hAnsi="TimesNewRomanPS"/>
-                <w:color w:val="000000"/>
-                <w:sz w:val="24"/>
-              </w:rPr>
-              <w:t>evaluate</w:t>
-            </w:r>
-            <w:proofErr w:type="gramEnd"/>
-            <w:r>
-              <w:rPr>
-                <w:rFonts w:ascii="TimesNewRomanPS" w:eastAsia="TimesNewRomanPSMT" w:hAnsi="TimesNewRomanPS"/>
-                <w:color w:val="000000"/>
-                <w:sz w:val="24"/>
-              </w:rPr>
-              <w:t xml:space="preserve"> the</w:t>
+              <w:t>Testing conducted on a complete and integrated system for evaluate the</w:t>
             </w:r>
           </w:p>
           <w:p>
@@ -1718,25 +1634,7 @@
                 <w:color w:val="000000"/>
                 <w:sz w:val="24"/>
               </w:rPr>
-              <w:t xml:space="preserve">A test of individual programs or modules </w:t>
-            </w:r>
-            <w:proofErr w:type="gramStart"/>
-            <w:r>
-              <w:rPr>
-                <w:rFonts w:ascii="TimesNewRomanPS" w:eastAsia="TimesNewRomanPSMT" w:hAnsi="TimesNewRomanPS"/>
-                <w:color w:val="000000"/>
-                <w:sz w:val="24"/>
-              </w:rPr>
-              <w:t>in order to</w:t>
-            </w:r>
-            <w:proofErr w:type="gramEnd"/>
-            <w:r>
-              <w:rPr>
-                <w:rFonts w:ascii="TimesNewRomanPS" w:eastAsia="TimesNewRomanPSMT" w:hAnsi="TimesNewRomanPS"/>
-                <w:color w:val="000000"/>
-                <w:sz w:val="24"/>
-              </w:rPr>
-              <w:t xml:space="preserve"> remove a design or</w:t>
+              <w:t>A test of individual programs or modules in order to remove a design or</w:t>
             </w:r>
           </w:p>
           <w:p>
@@ -1951,25 +1849,7 @@
                 <w:color w:val="000000"/>
                 <w:sz w:val="24"/>
               </w:rPr>
-              <w:t xml:space="preserve">allows to directly </w:t>
-            </w:r>
-            <w:proofErr w:type="gramStart"/>
-            <w:r>
-              <w:rPr>
-                <w:rFonts w:ascii="TimesNewRomanPS" w:eastAsia="TimesNewRomanPSMT" w:hAnsi="TimesNewRomanPS"/>
-                <w:color w:val="000000"/>
-                <w:sz w:val="24"/>
-              </w:rPr>
-              <w:t>following</w:t>
-            </w:r>
-            <w:proofErr w:type="gramEnd"/>
-            <w:r>
-              <w:rPr>
-                <w:rFonts w:ascii="TimesNewRomanPS" w:eastAsia="TimesNewRomanPSMT" w:hAnsi="TimesNewRomanPS"/>
-                <w:color w:val="000000"/>
-                <w:sz w:val="24"/>
-              </w:rPr>
-              <w:t xml:space="preserve"> relationships in both directions. </w:t>
+              <w:t xml:space="preserve">allows to directly following relationships in both directions. </w:t>
             </w:r>
           </w:p>
         </w:tc>
@@ -2162,25 +2042,7 @@
                 <w:color w:val="000000"/>
                 <w:sz w:val="24"/>
               </w:rPr>
-              <w:t xml:space="preserve">A program that systematically browses the World Wide Web </w:t>
-            </w:r>
-            <w:proofErr w:type="gramStart"/>
-            <w:r>
-              <w:rPr>
-                <w:rFonts w:ascii="TimesNewRomanPS" w:eastAsia="TimesNewRomanPSMT" w:hAnsi="TimesNewRomanPS"/>
-                <w:color w:val="000000"/>
-                <w:sz w:val="24"/>
-              </w:rPr>
-              <w:t>in order to</w:t>
-            </w:r>
-            <w:proofErr w:type="gramEnd"/>
-            <w:r>
-              <w:rPr>
-                <w:rFonts w:ascii="TimesNewRomanPS" w:eastAsia="TimesNewRomanPSMT" w:hAnsi="TimesNewRomanPS"/>
-                <w:color w:val="000000"/>
-                <w:sz w:val="24"/>
-              </w:rPr>
-              <w:t xml:space="preserve"> create an index of data.</w:t>
+              <w:t>A program that systematically browses the World Wide Web in order to create an index of data.</w:t>
             </w:r>
           </w:p>
         </w:tc>
@@ -2246,25 +2108,7 @@
                 <w:color w:val="000000"/>
                 <w:sz w:val="24"/>
               </w:rPr>
-              <w:t xml:space="preserve"> Large Language Model provided by Alibaba Cloud </w:t>
-            </w:r>
-            <w:proofErr w:type="gramStart"/>
-            <w:r>
-              <w:rPr>
-                <w:rFonts w:ascii="TimesNewRomanPS" w:eastAsia="TimesNewRomanPSMT" w:hAnsi="TimesNewRomanPS"/>
-                <w:color w:val="000000"/>
-                <w:sz w:val="24"/>
-              </w:rPr>
-              <w:t>used</w:t>
-            </w:r>
-            <w:proofErr w:type="gramEnd"/>
-            <w:r>
-              <w:rPr>
-                <w:rFonts w:ascii="TimesNewRomanPS" w:eastAsia="TimesNewRomanPSMT" w:hAnsi="TimesNewRomanPS"/>
-                <w:color w:val="000000"/>
-                <w:sz w:val="24"/>
-              </w:rPr>
-              <w:t xml:space="preserve"> for translation and summarization.</w:t>
+              <w:t xml:space="preserve"> Large Language Model provided by Alibaba Cloud used for translation and summarization.</w:t>
             </w:r>
             <w:r>
               <w:rPr>
@@ -2463,60 +2307,24 @@
           <w:color w:val="000000"/>
           <w:sz w:val="24"/>
         </w:rPr>
-        <w:t xml:space="preserve">, which provides a responsive user interface. The </w:t>
+        <w:t>, which provides a responsive user interface. The back-end is built with Spring Boot</w:t>
       </w:r>
-      <w:proofErr w:type="gramStart"/>
+      <w:r>
+        <w:rPr>
+          <w:rFonts w:ascii="TimesNewRomanPS" w:hAnsi="TimesNewRomanPS"/>
+          <w:color w:val="000000"/>
+          <w:sz w:val="24"/>
+          <w:lang w:eastAsia="zh-CN"/>
+        </w:rPr>
+        <w:t>3.2</w:t>
+      </w:r>
       <w:r>
         <w:rPr>
           <w:rFonts w:ascii="TimesNewRomanPS" w:eastAsia="TimesNewRomanPSMT" w:hAnsi="TimesNewRomanPS"/>
           <w:color w:val="000000"/>
           <w:sz w:val="24"/>
         </w:rPr>
-        <w:t>back-end</w:t>
-      </w:r>
-      <w:proofErr w:type="gramEnd"/>
-      <w:r>
-        <w:rPr>
-          <w:rFonts w:ascii="TimesNewRomanPS" w:eastAsia="TimesNewRomanPSMT" w:hAnsi="TimesNewRomanPS"/>
-          <w:color w:val="000000"/>
-          <w:sz w:val="24"/>
-        </w:rPr>
-        <w:t xml:space="preserve"> is built with Spring Boot</w:t>
-      </w:r>
-      <w:r>
-        <w:rPr>
-          <w:rFonts w:ascii="TimesNewRomanPS" w:hAnsi="TimesNewRomanPS"/>
-          <w:color w:val="000000"/>
-          <w:sz w:val="24"/>
-          <w:lang w:eastAsia="zh-CN"/>
-        </w:rPr>
-        <w:t>3.2</w:t>
-      </w:r>
-      <w:r>
-        <w:rPr>
-          <w:rFonts w:ascii="TimesNewRomanPS" w:eastAsia="TimesNewRomanPSMT" w:hAnsi="TimesNewRomanPS"/>
-          <w:color w:val="000000"/>
-          <w:sz w:val="24"/>
-        </w:rPr>
-        <w:t xml:space="preserve">, a robust Java framework, handling business logic and RESTful API requests. MySQL 8 is used as the primary database for storing structured </w:t>
-      </w:r>
-      <w:proofErr w:type="gramStart"/>
-      <w:r>
-        <w:rPr>
-          <w:rFonts w:ascii="TimesNewRomanPS" w:eastAsia="TimesNewRomanPSMT" w:hAnsi="TimesNewRomanPS"/>
-          <w:color w:val="000000"/>
-          <w:sz w:val="24"/>
-        </w:rPr>
-        <w:t>user</w:t>
-      </w:r>
-      <w:proofErr w:type="gramEnd"/>
-      <w:r>
-        <w:rPr>
-          <w:rFonts w:ascii="TimesNewRomanPS" w:eastAsia="TimesNewRomanPSMT" w:hAnsi="TimesNewRomanPS"/>
-          <w:color w:val="000000"/>
-          <w:sz w:val="24"/>
-        </w:rPr>
-        <w:t xml:space="preserve"> and post data. Elasticsearch is integrated to provide high-performance semantic search capabilities. Additionally, the system connects to the </w:t>
+        <w:t xml:space="preserve">, a robust Java framework, handling business logic and RESTful API requests. MySQL 8 is used as the primary database for storing structured user and post data. Elasticsearch is integrated to provide high-performance semantic search capabilities. Additionally, the system connects to the </w:t>
       </w:r>
       <w:proofErr w:type="spellStart"/>
       <w:r>
@@ -2974,10 +2782,10 @@
         <w:tblLook w:val="04A0" w:firstRow="1" w:lastRow="0" w:firstColumn="1" w:lastColumn="0" w:noHBand="0" w:noVBand="1"/>
       </w:tblPr>
       <w:tblGrid>
-        <w:gridCol w:w="669"/>
-        <w:gridCol w:w="1829"/>
-        <w:gridCol w:w="3865"/>
-        <w:gridCol w:w="1933"/>
+        <w:gridCol w:w="676"/>
+        <w:gridCol w:w="1722"/>
+        <w:gridCol w:w="3938"/>
+        <w:gridCol w:w="1960"/>
       </w:tblGrid>
       <w:tr>
         <w:tc>
@@ -3946,7 +3754,6 @@
           </w:tcPr>
           <w:p>
             <w:pPr>
-              <w:ind w:left="440"/>
               <w:rPr>
                 <w:rFonts w:ascii="TimesNewRomanPS" w:hAnsi="TimesNewRomanPS" w:hint="eastAsia"/>
                 <w:bCs/>
@@ -4252,25 +4059,70 @@
                 <w:color w:val="000000"/>
                 <w:sz w:val="24"/>
               </w:rPr>
+              <w:t>1</w:t>
+            </w:r>
+          </w:p>
+        </w:tc>
+        <w:tc>
+          <w:tcPr>
+            <w:tcW w:w="2401" w:type="dxa"/>
+          </w:tcPr>
+          <w:p>
+            <w:pPr>
+              <w:rPr>
+                <w:rFonts w:ascii="TimesNewRomanPS" w:hAnsi="TimesNewRomanPS" w:hint="eastAsia"/>
+                <w:bCs/>
+                <w:color w:val="000000"/>
+                <w:sz w:val="24"/>
+                <w:lang w:eastAsia="zh-CN"/>
+              </w:rPr>
+            </w:pPr>
+            <w:proofErr w:type="spellStart"/>
+            <w:r>
+              <w:rPr>
+                <w:rFonts w:ascii="TimesNewRomanPS" w:eastAsia="TimesNewRomanPS" w:hAnsi="TimesNewRomanPS"/>
+                <w:bCs/>
+                <w:color w:val="000000"/>
+                <w:sz w:val="24"/>
+              </w:rPr>
+              <w:t>fetchDailyBriefing</w:t>
+            </w:r>
+            <w:proofErr w:type="spellEnd"/>
+          </w:p>
+        </w:tc>
+        <w:tc>
+          <w:tcPr>
+            <w:tcW w:w="2363" w:type="dxa"/>
+          </w:tcPr>
+          <w:p>
+            <w:pPr>
+              <w:rPr>
+                <w:rFonts w:ascii="TimesNewRomanPS" w:hAnsi="TimesNewRomanPS" w:hint="eastAsia"/>
+                <w:bCs/>
+                <w:color w:val="000000"/>
+                <w:sz w:val="24"/>
+                <w:lang w:eastAsia="zh-CN"/>
+              </w:rPr>
+            </w:pPr>
+            <w:r>
+              <w:rPr>
+                <w:rFonts w:ascii="TimesNewRomanPS" w:eastAsia="TimesNewRomanPS" w:hAnsi="TimesNewRomanPS"/>
+                <w:bCs/>
+                <w:color w:val="000000"/>
+                <w:sz w:val="24"/>
+              </w:rPr>
+              <w:t xml:space="preserve">Fetches Daily Briefing news items </w:t>
+            </w:r>
+            <w:r>
+              <w:rPr>
+                <w:rFonts w:ascii="TimesNewRomanPS" w:eastAsia="TimesNewRomanPS" w:hAnsi="TimesNewRomanPS"/>
+                <w:bCs/>
+                <w:color w:val="000000"/>
+                <w:sz w:val="24"/>
+              </w:rPr>
               <w:lastRenderedPageBreak/>
-              <w:t>1</w:t>
-            </w:r>
-          </w:p>
-        </w:tc>
-        <w:tc>
-          <w:tcPr>
-            <w:tcW w:w="2401" w:type="dxa"/>
-          </w:tcPr>
-          <w:p>
-            <w:pPr>
-              <w:rPr>
-                <w:rFonts w:ascii="TimesNewRomanPS" w:hAnsi="TimesNewRomanPS" w:hint="eastAsia"/>
-                <w:bCs/>
-                <w:color w:val="000000"/>
-                <w:sz w:val="24"/>
-                <w:lang w:eastAsia="zh-CN"/>
-              </w:rPr>
-            </w:pPr>
+              <w:t xml:space="preserve">from the backend API with pagination, search, and filter parameters. Sets loading=true, calculates 0-based page number, builds params object with page, size, lang, keyword (if provided), </w:t>
+            </w:r>
             <w:proofErr w:type="spellStart"/>
             <w:r>
               <w:rPr>
@@ -4279,33 +4131,17 @@
                 <w:color w:val="000000"/>
                 <w:sz w:val="24"/>
               </w:rPr>
-              <w:t>fetchDailyBriefing</w:t>
+              <w:t>startDate</w:t>
             </w:r>
             <w:proofErr w:type="spellEnd"/>
-          </w:p>
-        </w:tc>
-        <w:tc>
-          <w:tcPr>
-            <w:tcW w:w="2363" w:type="dxa"/>
-          </w:tcPr>
-          <w:p>
-            <w:pPr>
-              <w:rPr>
-                <w:rFonts w:ascii="TimesNewRomanPS" w:hAnsi="TimesNewRomanPS" w:hint="eastAsia"/>
-                <w:bCs/>
-                <w:color w:val="000000"/>
-                <w:sz w:val="24"/>
-                <w:lang w:eastAsia="zh-CN"/>
-              </w:rPr>
-            </w:pPr>
-            <w:r>
-              <w:rPr>
-                <w:rFonts w:ascii="TimesNewRomanPS" w:eastAsia="TimesNewRomanPS" w:hAnsi="TimesNewRomanPS"/>
-                <w:bCs/>
-                <w:color w:val="000000"/>
-                <w:sz w:val="24"/>
-              </w:rPr>
-              <w:t xml:space="preserve">Fetches Daily Briefing news items from the backend API with pagination, search, and filter parameters. Sets loading=true, calculates 0-based page number, builds params object with page, size, lang, keyword (if provided), </w:t>
+            <w:r>
+              <w:rPr>
+                <w:rFonts w:ascii="TimesNewRomanPS" w:eastAsia="TimesNewRomanPS" w:hAnsi="TimesNewRomanPS"/>
+                <w:bCs/>
+                <w:color w:val="000000"/>
+                <w:sz w:val="24"/>
+              </w:rPr>
+              <w:t xml:space="preserve"> and </w:t>
             </w:r>
             <w:proofErr w:type="spellStart"/>
             <w:r>
@@ -4315,7 +4151,26 @@
                 <w:color w:val="000000"/>
                 <w:sz w:val="24"/>
               </w:rPr>
-              <w:t>startDate</w:t>
+              <w:t>endDate</w:t>
+            </w:r>
+            <w:r>
+              <w:rPr>
+                <w:rFonts w:ascii="TimesNewRomanPS" w:hAnsi="TimesNewRomanPS"/>
+                <w:bCs/>
+                <w:color w:val="000000"/>
+                <w:sz w:val="24"/>
+                <w:lang w:eastAsia="zh-CN"/>
+              </w:rPr>
+              <w:t>.</w:t>
+            </w:r>
+            <w:r>
+              <w:rPr>
+                <w:rFonts w:ascii="TimesNewRomanPS" w:eastAsia="TimesNewRomanPS" w:hAnsi="TimesNewRomanPS"/>
+                <w:bCs/>
+                <w:color w:val="000000"/>
+                <w:sz w:val="24"/>
+              </w:rPr>
+              <w:t>Sends</w:t>
             </w:r>
             <w:proofErr w:type="spellEnd"/>
             <w:r>
@@ -4325,7 +4180,7 @@
                 <w:color w:val="000000"/>
                 <w:sz w:val="24"/>
               </w:rPr>
-              <w:t xml:space="preserve"> and </w:t>
+              <w:t xml:space="preserve"> GET request to /</w:t>
             </w:r>
             <w:proofErr w:type="spellStart"/>
             <w:r>
@@ -4335,26 +4190,7 @@
                 <w:color w:val="000000"/>
                 <w:sz w:val="24"/>
               </w:rPr>
-              <w:t>endDate</w:t>
-            </w:r>
-            <w:r>
-              <w:rPr>
-                <w:rFonts w:ascii="TimesNewRomanPS" w:hAnsi="TimesNewRomanPS"/>
-                <w:bCs/>
-                <w:color w:val="000000"/>
-                <w:sz w:val="24"/>
-                <w:lang w:eastAsia="zh-CN"/>
-              </w:rPr>
-              <w:t>.</w:t>
-            </w:r>
-            <w:r>
-              <w:rPr>
-                <w:rFonts w:ascii="TimesNewRomanPS" w:eastAsia="TimesNewRomanPS" w:hAnsi="TimesNewRomanPS"/>
-                <w:bCs/>
-                <w:color w:val="000000"/>
-                <w:sz w:val="24"/>
-              </w:rPr>
-              <w:t>Sends</w:t>
+              <w:t>api</w:t>
             </w:r>
             <w:proofErr w:type="spellEnd"/>
             <w:r>
@@ -4364,7 +4200,7 @@
                 <w:color w:val="000000"/>
                 <w:sz w:val="24"/>
               </w:rPr>
-              <w:t xml:space="preserve"> GET request to /</w:t>
+              <w:t xml:space="preserve">/news/daily-briefing. On success, updates </w:t>
             </w:r>
             <w:proofErr w:type="spellStart"/>
             <w:r>
@@ -4374,7 +4210,7 @@
                 <w:color w:val="000000"/>
                 <w:sz w:val="24"/>
               </w:rPr>
-              <w:t>api</w:t>
+              <w:t>newsList</w:t>
             </w:r>
             <w:proofErr w:type="spellEnd"/>
             <w:r>
@@ -4384,26 +4220,6 @@
                 <w:color w:val="000000"/>
                 <w:sz w:val="24"/>
               </w:rPr>
-              <w:t xml:space="preserve">/news/daily-briefing. On success, updates </w:t>
-            </w:r>
-            <w:proofErr w:type="spellStart"/>
-            <w:r>
-              <w:rPr>
-                <w:rFonts w:ascii="TimesNewRomanPS" w:eastAsia="TimesNewRomanPS" w:hAnsi="TimesNewRomanPS"/>
-                <w:bCs/>
-                <w:color w:val="000000"/>
-                <w:sz w:val="24"/>
-              </w:rPr>
-              <w:t>newsList</w:t>
-            </w:r>
-            <w:proofErr w:type="spellEnd"/>
-            <w:r>
-              <w:rPr>
-                <w:rFonts w:ascii="TimesNewRomanPS" w:eastAsia="TimesNewRomanPS" w:hAnsi="TimesNewRomanPS"/>
-                <w:bCs/>
-                <w:color w:val="000000"/>
-                <w:sz w:val="24"/>
-              </w:rPr>
               <w:t xml:space="preserve"> and pagination object. Handles errors and sets loading=false in finally block.</w:t>
             </w:r>
           </w:p>
@@ -4429,6 +4245,7 @@
                 <w:color w:val="000000"/>
                 <w:sz w:val="24"/>
               </w:rPr>
+              <w:lastRenderedPageBreak/>
               <w:t>None</w:t>
             </w:r>
           </w:p>
@@ -5392,25 +5209,14 @@
               <w:t>searchKeyword</w:t>
             </w:r>
             <w:proofErr w:type="spellEnd"/>
-            <w:proofErr w:type="gramStart"/>
-            <w:r>
-              <w:rPr>
-                <w:rFonts w:ascii="TimesNewRomanPS" w:eastAsia="TimesNewRomanPS" w:hAnsi="TimesNewRomanPS"/>
-                <w:bCs/>
-                <w:color w:val="000000"/>
-                <w:sz w:val="24"/>
-              </w:rPr>
-              <w:t>=''</w:t>
-            </w:r>
-            <w:proofErr w:type="gramEnd"/>
-            <w:r>
-              <w:rPr>
-                <w:rFonts w:ascii="TimesNewRomanPS" w:eastAsia="TimesNewRomanPS" w:hAnsi="TimesNewRomanPS"/>
-                <w:bCs/>
-                <w:color w:val="000000"/>
-                <w:sz w:val="24"/>
-              </w:rPr>
-              <w:t xml:space="preserve">, </w:t>
+            <w:r>
+              <w:rPr>
+                <w:rFonts w:ascii="TimesNewRomanPS" w:eastAsia="TimesNewRomanPS" w:hAnsi="TimesNewRomanPS"/>
+                <w:bCs/>
+                <w:color w:val="000000"/>
+                <w:sz w:val="24"/>
+              </w:rPr>
+              <w:t xml:space="preserve">='', </w:t>
             </w:r>
             <w:proofErr w:type="spellStart"/>
             <w:r>
@@ -5654,7 +5460,6 @@
               <w:t xml:space="preserve">Handles pagination by updating </w:t>
             </w:r>
             <w:proofErr w:type="spellStart"/>
-            <w:proofErr w:type="gramStart"/>
             <w:r>
               <w:rPr>
                 <w:rFonts w:ascii="TimesNewRomanPS" w:eastAsia="TimesNewRomanPS" w:hAnsi="TimesNewRomanPS"/>
@@ -5665,7 +5470,6 @@
               <w:t>currentPage</w:t>
             </w:r>
             <w:proofErr w:type="spellEnd"/>
-            <w:proofErr w:type="gramEnd"/>
             <w:r>
               <w:rPr>
                 <w:rFonts w:ascii="TimesNewRomanPS" w:eastAsia="TimesNewRomanPS" w:hAnsi="TimesNewRomanPS"/>
@@ -6382,27 +6186,7 @@
                 <w:color w:val="000000"/>
                 <w:sz w:val="24"/>
               </w:rPr>
-              <w:t xml:space="preserve">value: </w:t>
-            </w:r>
-            <w:proofErr w:type="gramStart"/>
-            <w:r>
-              <w:rPr>
-                <w:rFonts w:ascii="TimesNewRomanPS" w:eastAsia="TimesNewRomanPS" w:hAnsi="TimesNewRomanPS"/>
-                <w:bCs/>
-                <w:color w:val="000000"/>
-                <w:sz w:val="24"/>
-              </w:rPr>
-              <w:t>Date \</w:t>
-            </w:r>
-            <w:proofErr w:type="gramEnd"/>
-            <w:r>
-              <w:rPr>
-                <w:rFonts w:ascii="TimesNewRomanPS" w:eastAsia="TimesNewRomanPS" w:hAnsi="TimesNewRomanPS"/>
-                <w:bCs/>
-                <w:color w:val="000000"/>
-                <w:sz w:val="24"/>
-              </w:rPr>
-              <w:t>String</w:t>
+              <w:t>value: Date \String</w:t>
             </w:r>
           </w:p>
           <w:p>
@@ -6567,25 +6351,14 @@
                 <w:sz w:val="24"/>
               </w:rPr>
             </w:pPr>
-            <w:proofErr w:type="gramStart"/>
-            <w:r>
-              <w:rPr>
-                <w:rFonts w:ascii="TimesNewRomanPS" w:eastAsia="TimesNewRomanPS" w:hAnsi="TimesNewRomanPS"/>
-                <w:bCs/>
-                <w:color w:val="000000"/>
-                <w:sz w:val="24"/>
-              </w:rPr>
-              <w:t>date</w:t>
-            </w:r>
-            <w:proofErr w:type="gramEnd"/>
-            <w:r>
-              <w:rPr>
-                <w:rFonts w:ascii="TimesNewRomanPS" w:eastAsia="TimesNewRomanPS" w:hAnsi="TimesNewRomanPS"/>
-                <w:bCs/>
-                <w:color w:val="000000"/>
-                <w:sz w:val="24"/>
-              </w:rPr>
-              <w:t>: Date \String</w:t>
+            <w:r>
+              <w:rPr>
+                <w:rFonts w:ascii="TimesNewRomanPS" w:eastAsia="TimesNewRomanPS" w:hAnsi="TimesNewRomanPS"/>
+                <w:bCs/>
+                <w:color w:val="000000"/>
+                <w:sz w:val="24"/>
+              </w:rPr>
+              <w:t>date: Date \String</w:t>
             </w:r>
           </w:p>
           <w:p>
@@ -6938,51 +6711,7 @@
                 <w:sz w:val="24"/>
                 <w:lang w:eastAsia="zh-CN"/>
               </w:rPr>
-              <w:t xml:space="preserve">Object containing </w:t>
-            </w:r>
-            <w:proofErr w:type="gramStart"/>
-            <w:r>
-              <w:rPr>
-                <w:rFonts w:ascii="TimesNewRomanPS" w:hAnsi="TimesNewRomanPS"/>
-                <w:bCs/>
-                <w:color w:val="000000"/>
-                <w:sz w:val="24"/>
-                <w:lang w:eastAsia="zh-CN"/>
-              </w:rPr>
-              <w:t>the detailed</w:t>
-            </w:r>
-            <w:proofErr w:type="gramEnd"/>
-            <w:r>
-              <w:rPr>
-                <w:rFonts w:ascii="TimesNewRomanPS" w:hAnsi="TimesNewRomanPS"/>
-                <w:bCs/>
-                <w:color w:val="000000"/>
-                <w:sz w:val="24"/>
-                <w:lang w:eastAsia="zh-CN"/>
-              </w:rPr>
-              <w:t xml:space="preserve"> information </w:t>
-            </w:r>
-            <w:proofErr w:type="gramStart"/>
-            <w:r>
-              <w:rPr>
-                <w:rFonts w:ascii="TimesNewRomanPS" w:hAnsi="TimesNewRomanPS"/>
-                <w:bCs/>
-                <w:color w:val="000000"/>
-                <w:sz w:val="24"/>
-                <w:lang w:eastAsia="zh-CN"/>
-              </w:rPr>
-              <w:t>of</w:t>
-            </w:r>
-            <w:proofErr w:type="gramEnd"/>
-            <w:r>
-              <w:rPr>
-                <w:rFonts w:ascii="TimesNewRomanPS" w:hAnsi="TimesNewRomanPS"/>
-                <w:bCs/>
-                <w:color w:val="000000"/>
-                <w:sz w:val="24"/>
-                <w:lang w:eastAsia="zh-CN"/>
-              </w:rPr>
-              <w:t xml:space="preserve"> a single Daily Briefing news item</w:t>
+              <w:t>Object containing the detailed information of a single Daily Briefing news item</w:t>
             </w:r>
           </w:p>
         </w:tc>
@@ -7914,29 +7643,7 @@
                 <w:sz w:val="24"/>
                 <w:lang w:eastAsia="zh-CN"/>
               </w:rPr>
-              <w:t>/news/daily-</w:t>
-            </w:r>
-            <w:proofErr w:type="gramStart"/>
-            <w:r>
-              <w:rPr>
-                <w:rFonts w:ascii="TimesNewRomanPS" w:hAnsi="TimesNewRomanPS"/>
-                <w:bCs/>
-                <w:color w:val="000000"/>
-                <w:sz w:val="24"/>
-                <w:lang w:eastAsia="zh-CN"/>
-              </w:rPr>
-              <w:t>briefing/{id}.</w:t>
-            </w:r>
-            <w:proofErr w:type="gramEnd"/>
-            <w:r>
-              <w:rPr>
-                <w:rFonts w:ascii="TimesNewRomanPS" w:hAnsi="TimesNewRomanPS"/>
-                <w:bCs/>
-                <w:color w:val="000000"/>
-                <w:sz w:val="24"/>
-                <w:lang w:eastAsia="zh-CN"/>
-              </w:rPr>
-              <w:t xml:space="preserve"> First checks </w:t>
+              <w:t xml:space="preserve">/news/daily-briefing/{id}. First checks </w:t>
             </w:r>
             <w:proofErr w:type="spellStart"/>
             <w:proofErr w:type="gramStart"/>
@@ -8748,27 +8455,15 @@
                 <w:lang w:eastAsia="zh-CN"/>
               </w:rPr>
             </w:pPr>
-            <w:proofErr w:type="gramStart"/>
-            <w:r>
-              <w:rPr>
-                <w:rFonts w:ascii="TimesNewRomanPS" w:hAnsi="TimesNewRomanPS"/>
-                <w:bCs/>
-                <w:color w:val="000000"/>
-                <w:sz w:val="24"/>
-                <w:lang w:eastAsia="zh-CN"/>
-              </w:rPr>
-              <w:t>date</w:t>
-            </w:r>
-            <w:proofErr w:type="gramEnd"/>
-            <w:r>
-              <w:rPr>
-                <w:rFonts w:ascii="TimesNewRomanPS" w:hAnsi="TimesNewRomanPS"/>
-                <w:bCs/>
-                <w:color w:val="000000"/>
-                <w:sz w:val="24"/>
-                <w:lang w:eastAsia="zh-CN"/>
-              </w:rPr>
-              <w:t>: Date \String</w:t>
+            <w:r>
+              <w:rPr>
+                <w:rFonts w:ascii="TimesNewRomanPS" w:hAnsi="TimesNewRomanPS"/>
+                <w:bCs/>
+                <w:color w:val="000000"/>
+                <w:sz w:val="24"/>
+                <w:lang w:eastAsia="zh-CN"/>
+              </w:rPr>
+              <w:t>date: Date \String</w:t>
             </w:r>
           </w:p>
           <w:p>
@@ -9966,29 +9661,7 @@
                 <w:sz w:val="24"/>
                 <w:lang w:eastAsia="zh-CN"/>
               </w:rPr>
-              <w:t xml:space="preserve">Handles GET </w:t>
-            </w:r>
-            <w:proofErr w:type="gramStart"/>
-            <w:r>
-              <w:rPr>
-                <w:rFonts w:ascii="TimesNewRomanPS" w:hAnsi="TimesNewRomanPS"/>
-                <w:bCs/>
-                <w:color w:val="000000"/>
-                <w:sz w:val="24"/>
-                <w:lang w:eastAsia="zh-CN"/>
-              </w:rPr>
-              <w:t>request</w:t>
-            </w:r>
-            <w:proofErr w:type="gramEnd"/>
-            <w:r>
-              <w:rPr>
-                <w:rFonts w:ascii="TimesNewRomanPS" w:hAnsi="TimesNewRomanPS"/>
-                <w:bCs/>
-                <w:color w:val="000000"/>
-                <w:sz w:val="24"/>
-                <w:lang w:eastAsia="zh-CN"/>
-              </w:rPr>
-              <w:t xml:space="preserve"> to retrieve list of distinct news sources. Returns </w:t>
+              <w:t xml:space="preserve">Handles GET request to retrieve list of distinct news sources. Returns </w:t>
             </w:r>
             <w:proofErr w:type="spellStart"/>
             <w:r>
@@ -10163,27 +9836,15 @@
                 <w:lang w:eastAsia="zh-CN"/>
               </w:rPr>
             </w:pPr>
-            <w:proofErr w:type="gramStart"/>
-            <w:r>
-              <w:rPr>
-                <w:rFonts w:ascii="TimesNewRomanPS" w:hAnsi="TimesNewRomanPS"/>
-                <w:bCs/>
-                <w:color w:val="000000"/>
-                <w:sz w:val="24"/>
-                <w:lang w:eastAsia="zh-CN"/>
-              </w:rPr>
-              <w:t>Converts</w:t>
-            </w:r>
-            <w:proofErr w:type="gramEnd"/>
-            <w:r>
-              <w:rPr>
-                <w:rFonts w:ascii="TimesNewRomanPS" w:hAnsi="TimesNewRomanPS"/>
-                <w:bCs/>
-                <w:color w:val="000000"/>
-                <w:sz w:val="24"/>
-                <w:lang w:eastAsia="zh-CN"/>
-              </w:rPr>
-              <w:t xml:space="preserve"> News entity to </w:t>
+            <w:r>
+              <w:rPr>
+                <w:rFonts w:ascii="TimesNewRomanPS" w:hAnsi="TimesNewRomanPS"/>
+                <w:bCs/>
+                <w:color w:val="000000"/>
+                <w:sz w:val="24"/>
+                <w:lang w:eastAsia="zh-CN"/>
+              </w:rPr>
+              <w:t xml:space="preserve">Converts News entity to </w:t>
             </w:r>
             <w:proofErr w:type="spellStart"/>
             <w:r>
@@ -11075,27 +10736,15 @@
                 <w:lang w:eastAsia="zh-CN"/>
               </w:rPr>
             </w:pPr>
-            <w:proofErr w:type="gramStart"/>
-            <w:r>
-              <w:rPr>
-                <w:rFonts w:ascii="TimesNewRomanPS" w:hAnsi="TimesNewRomanPS"/>
-                <w:bCs/>
-                <w:color w:val="000000"/>
-                <w:sz w:val="24"/>
-                <w:lang w:eastAsia="zh-CN"/>
-              </w:rPr>
-              <w:t>Finds</w:t>
-            </w:r>
-            <w:proofErr w:type="gramEnd"/>
-            <w:r>
-              <w:rPr>
-                <w:rFonts w:ascii="TimesNewRomanPS" w:hAnsi="TimesNewRomanPS"/>
-                <w:bCs/>
-                <w:color w:val="000000"/>
-                <w:sz w:val="24"/>
-                <w:lang w:eastAsia="zh-CN"/>
-              </w:rPr>
-              <w:t xml:space="preserve"> all news items by source website name</w:t>
+            <w:r>
+              <w:rPr>
+                <w:rFonts w:ascii="TimesNewRomanPS" w:hAnsi="TimesNewRomanPS"/>
+                <w:bCs/>
+                <w:color w:val="000000"/>
+                <w:sz w:val="24"/>
+                <w:lang w:eastAsia="zh-CN"/>
+              </w:rPr>
+              <w:t>Finds all news items by source website name</w:t>
             </w:r>
           </w:p>
         </w:tc>
@@ -11758,27 +11407,15 @@
                 <w:lang w:eastAsia="zh-CN"/>
               </w:rPr>
             </w:pPr>
-            <w:proofErr w:type="gramStart"/>
-            <w:r>
-              <w:rPr>
-                <w:rFonts w:ascii="TimesNewRomanPS" w:hAnsi="TimesNewRomanPS"/>
-                <w:bCs/>
-                <w:color w:val="000000"/>
-                <w:sz w:val="24"/>
-                <w:lang w:eastAsia="zh-CN"/>
-              </w:rPr>
-              <w:t>Finds</w:t>
-            </w:r>
-            <w:proofErr w:type="gramEnd"/>
-            <w:r>
-              <w:rPr>
-                <w:rFonts w:ascii="TimesNewRomanPS" w:hAnsi="TimesNewRomanPS"/>
-                <w:bCs/>
-                <w:color w:val="000000"/>
-                <w:sz w:val="24"/>
-                <w:lang w:eastAsia="zh-CN"/>
-              </w:rPr>
-              <w:t xml:space="preserve"> news items by source and publish date range (with pagination)</w:t>
+            <w:r>
+              <w:rPr>
+                <w:rFonts w:ascii="TimesNewRomanPS" w:hAnsi="TimesNewRomanPS"/>
+                <w:bCs/>
+                <w:color w:val="000000"/>
+                <w:sz w:val="24"/>
+                <w:lang w:eastAsia="zh-CN"/>
+              </w:rPr>
+              <w:t>Finds news items by source and publish date range (with pagination)</w:t>
             </w:r>
           </w:p>
         </w:tc>
@@ -12539,7 +12176,6 @@
               <w:t xml:space="preserve">: Date, </w:t>
             </w:r>
             <w:proofErr w:type="spellStart"/>
-            <w:proofErr w:type="gramStart"/>
             <w:r>
               <w:rPr>
                 <w:rFonts w:ascii="TimesNewRomanPS" w:eastAsia="TimesNewRomanPS" w:hAnsi="TimesNewRomanPS"/>
@@ -12550,7 +12186,6 @@
               <w:t>endDate</w:t>
             </w:r>
             <w:proofErr w:type="spellEnd"/>
-            <w:proofErr w:type="gramEnd"/>
             <w:r>
               <w:rPr>
                 <w:rFonts w:ascii="TimesNewRomanPS" w:eastAsia="TimesNewRomanPS" w:hAnsi="TimesNewRomanPS"/>
@@ -15946,29 +15581,7 @@
                 <w:sz w:val="24"/>
                 <w:lang w:eastAsia="zh-CN"/>
               </w:rPr>
-              <w:t xml:space="preserve">Timestamp when the news </w:t>
-            </w:r>
-            <w:proofErr w:type="gramStart"/>
-            <w:r>
-              <w:rPr>
-                <w:rFonts w:ascii="TimesNewRomanPS" w:hAnsi="TimesNewRomanPS"/>
-                <w:bCs/>
-                <w:color w:val="000000"/>
-                <w:sz w:val="24"/>
-                <w:lang w:eastAsia="zh-CN"/>
-              </w:rPr>
-              <w:t>was crawled</w:t>
-            </w:r>
-            <w:proofErr w:type="gramEnd"/>
-            <w:r>
-              <w:rPr>
-                <w:rFonts w:ascii="TimesNewRomanPS" w:hAnsi="TimesNewRomanPS"/>
-                <w:bCs/>
-                <w:color w:val="000000"/>
-                <w:sz w:val="24"/>
-                <w:lang w:eastAsia="zh-CN"/>
-              </w:rPr>
-              <w:t xml:space="preserve"> and stored</w:t>
+              <w:t>Timestamp when the news was crawled and stored</w:t>
             </w:r>
           </w:p>
         </w:tc>
@@ -17059,6 +16672,2975 @@
     <w:p>
       <w:pPr>
         <w:rPr>
+          <w:rFonts w:ascii="TimesNewRomanPS" w:hAnsi="TimesNewRomanPS"/>
+          <w:lang w:eastAsia="zh-CN"/>
+        </w:rPr>
+      </w:pPr>
+    </w:p>
+    <w:p>
+      <w:pPr>
+        <w:pStyle w:val="2"/>
+        <w:rPr>
+          <w:rFonts w:ascii="TimesNewRomanPS" w:eastAsiaTheme="minorEastAsia" w:hAnsi="TimesNewRomanPS" w:cstheme="minorBidi" w:hint="eastAsia"/>
+          <w:b/>
+          <w:color w:val="000000"/>
+          <w:sz w:val="32"/>
+          <w:szCs w:val="22"/>
+          <w:lang w:eastAsia="zh-CN"/>
+        </w:rPr>
+      </w:pPr>
+      <w:r>
+        <w:rPr>
+          <w:rFonts w:ascii="TimesNewRomanPS" w:eastAsia="TimesNewRomanPS" w:hAnsi="TimesNewRomanPS" w:cstheme="minorBidi" w:hint="eastAsia"/>
+          <w:b/>
+          <w:color w:val="000000"/>
+          <w:sz w:val="32"/>
+          <w:szCs w:val="22"/>
+        </w:rPr>
+        <w:lastRenderedPageBreak/>
+        <w:t>3.</w:t>
+      </w:r>
+      <w:r>
+        <w:rPr>
+          <w:rFonts w:ascii="TimesNewRomanPS" w:eastAsiaTheme="minorEastAsia" w:hAnsi="TimesNewRomanPS" w:cstheme="minorBidi" w:hint="eastAsia"/>
+          <w:b/>
+          <w:color w:val="000000"/>
+          <w:sz w:val="32"/>
+          <w:szCs w:val="22"/>
+          <w:lang w:eastAsia="zh-CN"/>
+        </w:rPr>
+        <w:t>2</w:t>
+      </w:r>
+      <w:r>
+        <w:rPr>
+          <w:rFonts w:ascii="TimesNewRomanPS" w:eastAsia="TimesNewRomanPS" w:hAnsi="TimesNewRomanPS" w:cstheme="minorBidi"/>
+          <w:b/>
+          <w:color w:val="000000"/>
+          <w:sz w:val="32"/>
+          <w:szCs w:val="22"/>
+        </w:rPr>
+        <w:t xml:space="preserve"> </w:t>
+      </w:r>
+      <w:r>
+        <w:rPr>
+          <w:rFonts w:ascii="TimesNewRomanPS" w:eastAsiaTheme="minorEastAsia" w:hAnsi="TimesNewRomanPS" w:cstheme="minorBidi" w:hint="eastAsia"/>
+          <w:b/>
+          <w:color w:val="000000"/>
+          <w:sz w:val="32"/>
+          <w:szCs w:val="22"/>
+          <w:lang w:eastAsia="zh-CN"/>
+        </w:rPr>
+        <w:t>Feature 2</w:t>
+      </w:r>
+    </w:p>
+    <w:p>
+      <w:pPr>
+        <w:pStyle w:val="3"/>
+        <w:rPr>
+          <w:rFonts w:ascii="TimesNewRomanPS" w:eastAsiaTheme="minorEastAsia" w:hAnsi="TimesNewRomanPS" w:cstheme="minorBidi" w:hint="eastAsia"/>
+          <w:b/>
+          <w:color w:val="000000"/>
+          <w:szCs w:val="22"/>
+          <w:lang w:eastAsia="zh-CN"/>
+        </w:rPr>
+      </w:pPr>
+      <w:r>
+        <w:rPr>
+          <w:noProof/>
+          <w14:ligatures w14:val="standardContextual"/>
+        </w:rPr>
+        <w:drawing>
+          <wp:anchor distT="0" distB="0" distL="114300" distR="114300" simplePos="0" relativeHeight="251661312" behindDoc="0" locked="0" layoutInCell="1" allowOverlap="1" wp14:anchorId="01C1CF46" wp14:editId="03396EB3">
+            <wp:simplePos x="0" y="0"/>
+            <wp:positionH relativeFrom="margin">
+              <wp:align>center</wp:align>
+            </wp:positionH>
+            <wp:positionV relativeFrom="paragraph">
+              <wp:posOffset>433705</wp:posOffset>
+            </wp:positionV>
+            <wp:extent cx="7016750" cy="7287925"/>
+            <wp:effectExtent l="0" t="0" r="0" b="8255"/>
+            <wp:wrapSquare wrapText="bothSides"/>
+            <wp:docPr id="1603985312" name="图片 1" descr="图示&#10;&#10;AI 生成的内容可能不正确。"/>
+            <wp:cNvGraphicFramePr>
+              <a:graphicFrameLocks xmlns:a="http://schemas.openxmlformats.org/drawingml/2006/main" noChangeAspect="1"/>
+            </wp:cNvGraphicFramePr>
+            <a:graphic xmlns:a="http://schemas.openxmlformats.org/drawingml/2006/main">
+              <a:graphicData uri="http://schemas.openxmlformats.org/drawingml/2006/picture">
+                <pic:pic xmlns:pic="http://schemas.openxmlformats.org/drawingml/2006/picture">
+                  <pic:nvPicPr>
+                    <pic:cNvPr id="1603985312" name="图片 1" descr="图示&#10;&#10;AI 生成的内容可能不正确。"/>
+                    <pic:cNvPicPr/>
+                  </pic:nvPicPr>
+                  <pic:blipFill>
+                    <a:blip r:embed="rId21">
+                      <a:extLst>
+                        <a:ext uri="{28A0092B-C50C-407E-A947-70E740481C1C}">
+                          <a14:useLocalDpi xmlns:a14="http://schemas.microsoft.com/office/drawing/2010/main" val="0"/>
+                        </a:ext>
+                      </a:extLst>
+                    </a:blip>
+                    <a:stretch>
+                      <a:fillRect/>
+                    </a:stretch>
+                  </pic:blipFill>
+                  <pic:spPr>
+                    <a:xfrm>
+                      <a:off x="0" y="0"/>
+                      <a:ext cx="7016750" cy="7287925"/>
+                    </a:xfrm>
+                    <a:prstGeom prst="rect">
+                      <a:avLst/>
+                    </a:prstGeom>
+                  </pic:spPr>
+                </pic:pic>
+              </a:graphicData>
+            </a:graphic>
+            <wp14:sizeRelH relativeFrom="margin">
+              <wp14:pctWidth>0</wp14:pctWidth>
+            </wp14:sizeRelH>
+            <wp14:sizeRelV relativeFrom="margin">
+              <wp14:pctHeight>0</wp14:pctHeight>
+            </wp14:sizeRelV>
+          </wp:anchor>
+        </w:drawing>
+      </w:r>
+      <w:r>
+        <w:rPr>
+          <w:rFonts w:ascii="TimesNewRomanPS" w:eastAsiaTheme="minorEastAsia" w:hAnsi="TimesNewRomanPS" w:cstheme="minorBidi" w:hint="eastAsia"/>
+          <w:b/>
+          <w:color w:val="000000"/>
+          <w:szCs w:val="22"/>
+          <w:lang w:eastAsia="zh-CN"/>
+        </w:rPr>
+        <w:t>3</w:t>
+      </w:r>
+      <w:r>
+        <w:rPr>
+          <w:rFonts w:ascii="TimesNewRomanPS" w:eastAsia="TimesNewRomanPS" w:hAnsi="TimesNewRomanPS" w:cstheme="minorBidi"/>
+          <w:b/>
+          <w:color w:val="000000"/>
+          <w:szCs w:val="22"/>
+        </w:rPr>
+        <w:t>.</w:t>
+      </w:r>
+      <w:r>
+        <w:rPr>
+          <w:rFonts w:ascii="TimesNewRomanPS" w:eastAsiaTheme="minorEastAsia" w:hAnsi="TimesNewRomanPS" w:cstheme="minorBidi" w:hint="eastAsia"/>
+          <w:b/>
+          <w:color w:val="000000"/>
+          <w:szCs w:val="22"/>
+          <w:lang w:eastAsia="zh-CN"/>
+        </w:rPr>
+        <w:t>2</w:t>
+      </w:r>
+      <w:r>
+        <w:rPr>
+          <w:rFonts w:ascii="TimesNewRomanPS" w:eastAsia="TimesNewRomanPS" w:hAnsi="TimesNewRomanPS" w:cstheme="minorBidi"/>
+          <w:b/>
+          <w:color w:val="000000"/>
+          <w:szCs w:val="22"/>
+        </w:rPr>
+        <w:t>.1 Class Diagram</w:t>
+      </w:r>
+    </w:p>
+    <w:p>
+      <w:pPr>
+        <w:pStyle w:val="3"/>
+        <w:rPr>
+          <w:rFonts w:ascii="TimesNewRomanPS" w:eastAsiaTheme="minorEastAsia" w:hAnsi="TimesNewRomanPS" w:cstheme="minorBidi" w:hint="eastAsia"/>
+          <w:b/>
+          <w:color w:val="000000"/>
+          <w:szCs w:val="22"/>
+          <w:lang w:eastAsia="zh-CN"/>
+        </w:rPr>
+      </w:pPr>
+      <w:r>
+        <w:rPr>
+          <w:rFonts w:ascii="TimesNewRomanPS" w:eastAsia="TimesNewRomanPS" w:hAnsi="TimesNewRomanPS" w:cstheme="minorBidi"/>
+          <w:b/>
+          <w:color w:val="000000"/>
+          <w:szCs w:val="22"/>
+        </w:rPr>
+        <w:lastRenderedPageBreak/>
+        <w:t>3.</w:t>
+      </w:r>
+      <w:r>
+        <w:rPr>
+          <w:rFonts w:ascii="TimesNewRomanPS" w:eastAsiaTheme="minorEastAsia" w:hAnsi="TimesNewRomanPS" w:cstheme="minorBidi" w:hint="eastAsia"/>
+          <w:b/>
+          <w:color w:val="000000"/>
+          <w:szCs w:val="22"/>
+          <w:lang w:eastAsia="zh-CN"/>
+        </w:rPr>
+        <w:t>2</w:t>
+      </w:r>
+      <w:r>
+        <w:rPr>
+          <w:rFonts w:ascii="TimesNewRomanPS" w:eastAsia="TimesNewRomanPS" w:hAnsi="TimesNewRomanPS" w:cstheme="minorBidi"/>
+          <w:b/>
+          <w:color w:val="000000"/>
+          <w:szCs w:val="22"/>
+        </w:rPr>
+        <w:t>.</w:t>
+      </w:r>
+      <w:r>
+        <w:rPr>
+          <w:rFonts w:ascii="TimesNewRomanPS" w:eastAsiaTheme="minorEastAsia" w:hAnsi="TimesNewRomanPS" w:cstheme="minorBidi" w:hint="eastAsia"/>
+          <w:b/>
+          <w:color w:val="000000"/>
+          <w:szCs w:val="22"/>
+          <w:lang w:eastAsia="zh-CN"/>
+        </w:rPr>
+        <w:t>2</w:t>
+      </w:r>
+      <w:r>
+        <w:rPr>
+          <w:rFonts w:ascii="TimesNewRomanPS" w:eastAsia="TimesNewRomanPS" w:hAnsi="TimesNewRomanPS" w:cstheme="minorBidi"/>
+          <w:b/>
+          <w:color w:val="000000"/>
+          <w:szCs w:val="22"/>
+        </w:rPr>
+        <w:t xml:space="preserve"> Class Diagram</w:t>
+      </w:r>
+      <w:r>
+        <w:rPr>
+          <w:rFonts w:ascii="TimesNewRomanPS" w:eastAsiaTheme="minorEastAsia" w:hAnsi="TimesNewRomanPS" w:cstheme="minorBidi" w:hint="eastAsia"/>
+          <w:b/>
+          <w:color w:val="000000"/>
+          <w:szCs w:val="22"/>
+          <w:lang w:eastAsia="zh-CN"/>
+        </w:rPr>
+        <w:t xml:space="preserve"> Description</w:t>
+      </w:r>
+    </w:p>
+    <w:p>
+      <w:pPr>
+        <w:rPr>
+          <w:rFonts w:ascii="TimesNewRomanPS" w:hAnsi="TimesNewRomanPS"/>
+          <w:lang w:eastAsia="zh-CN"/>
+        </w:rPr>
+      </w:pPr>
+    </w:p>
+    <w:p>
+      <w:pPr>
+        <w:rPr>
+          <w:rFonts w:ascii="TimesNewRomanPS" w:hAnsi="TimesNewRomanPS"/>
+          <w:lang w:eastAsia="zh-CN"/>
+        </w:rPr>
+      </w:pPr>
+    </w:p>
+    <w:p>
+      <w:pPr>
+        <w:rPr>
+          <w:rFonts w:ascii="TimesNewRomanPS" w:hAnsi="TimesNewRomanPS"/>
+          <w:lang w:eastAsia="zh-CN"/>
+        </w:rPr>
+      </w:pPr>
+    </w:p>
+    <w:p>
+      <w:pPr>
+        <w:rPr>
+          <w:rFonts w:ascii="TimesNewRomanPS" w:hAnsi="TimesNewRomanPS"/>
+          <w:lang w:eastAsia="zh-CN"/>
+        </w:rPr>
+      </w:pPr>
+    </w:p>
+    <w:p>
+      <w:pPr>
+        <w:rPr>
+          <w:rFonts w:ascii="TimesNewRomanPS" w:hAnsi="TimesNewRomanPS"/>
+          <w:lang w:eastAsia="zh-CN"/>
+        </w:rPr>
+      </w:pPr>
+    </w:p>
+    <w:p>
+      <w:pPr>
+        <w:rPr>
+          <w:rFonts w:ascii="TimesNewRomanPS" w:hAnsi="TimesNewRomanPS"/>
+          <w:lang w:eastAsia="zh-CN"/>
+        </w:rPr>
+      </w:pPr>
+    </w:p>
+    <w:p>
+      <w:pPr>
+        <w:rPr>
+          <w:rFonts w:ascii="TimesNewRomanPS" w:hAnsi="TimesNewRomanPS"/>
+          <w:lang w:eastAsia="zh-CN"/>
+        </w:rPr>
+      </w:pPr>
+    </w:p>
+    <w:p>
+      <w:pPr>
+        <w:pStyle w:val="3"/>
+        <w:rPr>
+          <w:rFonts w:ascii="TimesNewRomanPS" w:eastAsiaTheme="minorEastAsia" w:hAnsi="TimesNewRomanPS" w:cstheme="minorBidi" w:hint="eastAsia"/>
+          <w:b/>
+          <w:color w:val="000000"/>
+          <w:szCs w:val="22"/>
+          <w:lang w:eastAsia="zh-CN"/>
+        </w:rPr>
+      </w:pPr>
+      <w:r>
+        <w:rPr>
+          <w:rFonts w:ascii="TimesNewRomanPS" w:eastAsia="TimesNewRomanPS" w:hAnsi="TimesNewRomanPS" w:cstheme="minorBidi" w:hint="eastAsia"/>
+          <w:b/>
+          <w:color w:val="000000"/>
+          <w:szCs w:val="22"/>
+        </w:rPr>
+        <w:t>3.</w:t>
+      </w:r>
+      <w:r>
+        <w:rPr>
+          <w:rFonts w:ascii="TimesNewRomanPS" w:eastAsiaTheme="minorEastAsia" w:hAnsi="TimesNewRomanPS" w:cstheme="minorBidi" w:hint="eastAsia"/>
+          <w:b/>
+          <w:color w:val="000000"/>
+          <w:szCs w:val="22"/>
+          <w:lang w:eastAsia="zh-CN"/>
+        </w:rPr>
+        <w:t>2</w:t>
+      </w:r>
+      <w:r>
+        <w:rPr>
+          <w:rFonts w:ascii="TimesNewRomanPS" w:eastAsia="TimesNewRomanPS" w:hAnsi="TimesNewRomanPS" w:cstheme="minorBidi" w:hint="eastAsia"/>
+          <w:b/>
+          <w:color w:val="000000"/>
+          <w:szCs w:val="22"/>
+        </w:rPr>
+        <w:t>.3 Sequence Diagram</w:t>
+      </w:r>
+    </w:p>
+    <w:p>
+      <w:pPr>
+        <w:rPr>
+          <w:rFonts w:ascii="TimesNewRomanPS" w:hAnsi="TimesNewRomanPS"/>
+          <w:lang w:eastAsia="zh-CN"/>
+        </w:rPr>
+      </w:pPr>
+    </w:p>
+    <w:p>
+      <w:pPr>
+        <w:rPr>
+          <w:rFonts w:ascii="TimesNewRomanPS" w:hAnsi="TimesNewRomanPS"/>
+          <w:lang w:eastAsia="zh-CN"/>
+        </w:rPr>
+      </w:pPr>
+    </w:p>
+    <w:p>
+      <w:pPr>
+        <w:rPr>
+          <w:rFonts w:ascii="TimesNewRomanPS" w:hAnsi="TimesNewRomanPS"/>
+          <w:lang w:eastAsia="zh-CN"/>
+        </w:rPr>
+      </w:pPr>
+    </w:p>
+    <w:p>
+      <w:pPr>
+        <w:rPr>
+          <w:rFonts w:ascii="TimesNewRomanPS" w:hAnsi="TimesNewRomanPS"/>
+          <w:lang w:eastAsia="zh-CN"/>
+        </w:rPr>
+      </w:pPr>
+    </w:p>
+    <w:p>
+      <w:pPr>
+        <w:rPr>
+          <w:rFonts w:ascii="TimesNewRomanPS" w:hAnsi="TimesNewRomanPS"/>
+          <w:lang w:eastAsia="zh-CN"/>
+        </w:rPr>
+      </w:pPr>
+    </w:p>
+    <w:p>
+      <w:pPr>
+        <w:rPr>
+          <w:rFonts w:ascii="TimesNewRomanPS" w:hAnsi="TimesNewRomanPS"/>
+          <w:lang w:eastAsia="zh-CN"/>
+        </w:rPr>
+      </w:pPr>
+    </w:p>
+    <w:p>
+      <w:pPr>
+        <w:rPr>
+          <w:rFonts w:ascii="TimesNewRomanPS" w:hAnsi="TimesNewRomanPS"/>
+          <w:lang w:eastAsia="zh-CN"/>
+        </w:rPr>
+      </w:pPr>
+    </w:p>
+    <w:p>
+      <w:pPr>
+        <w:rPr>
+          <w:rFonts w:ascii="TimesNewRomanPS" w:hAnsi="TimesNewRomanPS"/>
+          <w:lang w:eastAsia="zh-CN"/>
+        </w:rPr>
+      </w:pPr>
+    </w:p>
+    <w:p>
+      <w:pPr>
+        <w:rPr>
+          <w:rFonts w:ascii="TimesNewRomanPS" w:hAnsi="TimesNewRomanPS"/>
+          <w:lang w:eastAsia="zh-CN"/>
+        </w:rPr>
+      </w:pPr>
+    </w:p>
+    <w:p>
+      <w:pPr>
+        <w:rPr>
+          <w:rFonts w:ascii="TimesNewRomanPS" w:hAnsi="TimesNewRomanPS"/>
+          <w:lang w:eastAsia="zh-CN"/>
+        </w:rPr>
+      </w:pPr>
+    </w:p>
+    <w:p>
+      <w:pPr>
+        <w:rPr>
+          <w:rFonts w:ascii="TimesNewRomanPS" w:hAnsi="TimesNewRomanPS"/>
+          <w:lang w:eastAsia="zh-CN"/>
+        </w:rPr>
+      </w:pPr>
+    </w:p>
+    <w:p>
+      <w:pPr>
+        <w:rPr>
+          <w:rFonts w:ascii="TimesNewRomanPS" w:hAnsi="TimesNewRomanPS"/>
+          <w:lang w:eastAsia="zh-CN"/>
+        </w:rPr>
+      </w:pPr>
+    </w:p>
+    <w:p>
+      <w:pPr>
+        <w:rPr>
+          <w:rFonts w:ascii="TimesNewRomanPS" w:hAnsi="TimesNewRomanPS"/>
+          <w:lang w:eastAsia="zh-CN"/>
+        </w:rPr>
+      </w:pPr>
+    </w:p>
+    <w:p>
+      <w:pPr>
+        <w:pStyle w:val="2"/>
+        <w:rPr>
+          <w:rFonts w:ascii="TimesNewRomanPS" w:eastAsiaTheme="minorEastAsia" w:hAnsi="TimesNewRomanPS" w:cstheme="minorBidi" w:hint="eastAsia"/>
+          <w:b/>
+          <w:color w:val="000000"/>
+          <w:sz w:val="32"/>
+          <w:szCs w:val="22"/>
+          <w:lang w:eastAsia="zh-CN"/>
+        </w:rPr>
+      </w:pPr>
+      <w:r>
+        <w:rPr>
+          <w:rFonts w:ascii="TimesNewRomanPS" w:eastAsia="TimesNewRomanPS" w:hAnsi="TimesNewRomanPS" w:cstheme="minorBidi" w:hint="eastAsia"/>
+          <w:b/>
+          <w:color w:val="000000"/>
+          <w:sz w:val="32"/>
+          <w:szCs w:val="22"/>
+        </w:rPr>
+        <w:lastRenderedPageBreak/>
+        <w:t>3.</w:t>
+      </w:r>
+      <w:r>
+        <w:rPr>
+          <w:rFonts w:ascii="TimesNewRomanPS" w:eastAsiaTheme="minorEastAsia" w:hAnsi="TimesNewRomanPS" w:cstheme="minorBidi" w:hint="eastAsia"/>
+          <w:b/>
+          <w:color w:val="000000"/>
+          <w:sz w:val="32"/>
+          <w:szCs w:val="22"/>
+          <w:lang w:eastAsia="zh-CN"/>
+        </w:rPr>
+        <w:t>3</w:t>
+      </w:r>
+      <w:r>
+        <w:rPr>
+          <w:rFonts w:ascii="TimesNewRomanPS" w:eastAsia="TimesNewRomanPS" w:hAnsi="TimesNewRomanPS" w:cstheme="minorBidi"/>
+          <w:b/>
+          <w:color w:val="000000"/>
+          <w:sz w:val="32"/>
+          <w:szCs w:val="22"/>
+        </w:rPr>
+        <w:t xml:space="preserve"> </w:t>
+      </w:r>
+      <w:r>
+        <w:rPr>
+          <w:rFonts w:ascii="TimesNewRomanPS" w:eastAsiaTheme="minorEastAsia" w:hAnsi="TimesNewRomanPS" w:cstheme="minorBidi" w:hint="eastAsia"/>
+          <w:b/>
+          <w:color w:val="000000"/>
+          <w:sz w:val="32"/>
+          <w:szCs w:val="22"/>
+          <w:lang w:eastAsia="zh-CN"/>
+        </w:rPr>
+        <w:t>Feature 3</w:t>
+      </w:r>
+    </w:p>
+    <w:p>
+      <w:pPr>
+        <w:pStyle w:val="3"/>
+        <w:rPr>
+          <w:rFonts w:ascii="TimesNewRomanPS" w:eastAsiaTheme="minorEastAsia" w:hAnsi="TimesNewRomanPS" w:cstheme="minorBidi" w:hint="eastAsia"/>
+          <w:b/>
+          <w:color w:val="000000"/>
+          <w:szCs w:val="22"/>
+          <w:lang w:eastAsia="zh-CN"/>
+        </w:rPr>
+      </w:pPr>
+      <w:r>
+        <w:rPr>
+          <w:noProof/>
+          <w14:ligatures w14:val="standardContextual"/>
+        </w:rPr>
+        <w:drawing>
+          <wp:anchor distT="0" distB="0" distL="114300" distR="114300" simplePos="0" relativeHeight="251663360" behindDoc="0" locked="0" layoutInCell="1" allowOverlap="1" wp14:anchorId="67605903" wp14:editId="7643C751">
+            <wp:simplePos x="0" y="0"/>
+            <wp:positionH relativeFrom="column">
+              <wp:posOffset>-800100</wp:posOffset>
+            </wp:positionH>
+            <wp:positionV relativeFrom="paragraph">
+              <wp:posOffset>414655</wp:posOffset>
+            </wp:positionV>
+            <wp:extent cx="6788150" cy="7306292"/>
+            <wp:effectExtent l="0" t="0" r="0" b="9525"/>
+            <wp:wrapSquare wrapText="bothSides"/>
+            <wp:docPr id="1699399926" name="图片 1"/>
+            <wp:cNvGraphicFramePr>
+              <a:graphicFrameLocks xmlns:a="http://schemas.openxmlformats.org/drawingml/2006/main" noChangeAspect="1"/>
+            </wp:cNvGraphicFramePr>
+            <a:graphic xmlns:a="http://schemas.openxmlformats.org/drawingml/2006/main">
+              <a:graphicData uri="http://schemas.openxmlformats.org/drawingml/2006/picture">
+                <pic:pic xmlns:pic="http://schemas.openxmlformats.org/drawingml/2006/picture">
+                  <pic:nvPicPr>
+                    <pic:cNvPr id="1699399926" name=""/>
+                    <pic:cNvPicPr/>
+                  </pic:nvPicPr>
+                  <pic:blipFill>
+                    <a:blip r:embed="rId22">
+                      <a:extLst>
+                        <a:ext uri="{28A0092B-C50C-407E-A947-70E740481C1C}">
+                          <a14:useLocalDpi xmlns:a14="http://schemas.microsoft.com/office/drawing/2010/main" val="0"/>
+                        </a:ext>
+                      </a:extLst>
+                    </a:blip>
+                    <a:stretch>
+                      <a:fillRect/>
+                    </a:stretch>
+                  </pic:blipFill>
+                  <pic:spPr>
+                    <a:xfrm>
+                      <a:off x="0" y="0"/>
+                      <a:ext cx="6788150" cy="7306292"/>
+                    </a:xfrm>
+                    <a:prstGeom prst="rect">
+                      <a:avLst/>
+                    </a:prstGeom>
+                  </pic:spPr>
+                </pic:pic>
+              </a:graphicData>
+            </a:graphic>
+            <wp14:sizeRelH relativeFrom="margin">
+              <wp14:pctWidth>0</wp14:pctWidth>
+            </wp14:sizeRelH>
+            <wp14:sizeRelV relativeFrom="margin">
+              <wp14:pctHeight>0</wp14:pctHeight>
+            </wp14:sizeRelV>
+          </wp:anchor>
+        </w:drawing>
+      </w:r>
+      <w:r>
+        <w:rPr>
+          <w:rFonts w:ascii="TimesNewRomanPS" w:eastAsiaTheme="minorEastAsia" w:hAnsi="TimesNewRomanPS" w:cstheme="minorBidi" w:hint="eastAsia"/>
+          <w:b/>
+          <w:color w:val="000000"/>
+          <w:szCs w:val="22"/>
+          <w:lang w:eastAsia="zh-CN"/>
+        </w:rPr>
+        <w:t>3</w:t>
+      </w:r>
+      <w:r>
+        <w:rPr>
+          <w:rFonts w:ascii="TimesNewRomanPS" w:eastAsia="TimesNewRomanPS" w:hAnsi="TimesNewRomanPS" w:cstheme="minorBidi"/>
+          <w:b/>
+          <w:color w:val="000000"/>
+          <w:szCs w:val="22"/>
+        </w:rPr>
+        <w:t>.</w:t>
+      </w:r>
+      <w:r>
+        <w:rPr>
+          <w:rFonts w:ascii="TimesNewRomanPS" w:eastAsiaTheme="minorEastAsia" w:hAnsi="TimesNewRomanPS" w:cstheme="minorBidi" w:hint="eastAsia"/>
+          <w:b/>
+          <w:color w:val="000000"/>
+          <w:szCs w:val="22"/>
+          <w:lang w:eastAsia="zh-CN"/>
+        </w:rPr>
+        <w:t>3</w:t>
+      </w:r>
+      <w:r>
+        <w:rPr>
+          <w:rFonts w:ascii="TimesNewRomanPS" w:eastAsia="TimesNewRomanPS" w:hAnsi="TimesNewRomanPS" w:cstheme="minorBidi"/>
+          <w:b/>
+          <w:color w:val="000000"/>
+          <w:szCs w:val="22"/>
+        </w:rPr>
+        <w:t>.1 Class Diagram</w:t>
+      </w:r>
+    </w:p>
+    <w:p>
+      <w:pPr>
+        <w:pStyle w:val="3"/>
+        <w:rPr>
+          <w:rFonts w:ascii="TimesNewRomanPS" w:eastAsiaTheme="minorEastAsia" w:hAnsi="TimesNewRomanPS" w:cstheme="minorBidi" w:hint="eastAsia"/>
+          <w:b/>
+          <w:color w:val="000000"/>
+          <w:szCs w:val="22"/>
+          <w:lang w:eastAsia="zh-CN"/>
+        </w:rPr>
+      </w:pPr>
+      <w:r>
+        <w:rPr>
+          <w:rFonts w:ascii="TimesNewRomanPS" w:eastAsia="TimesNewRomanPS" w:hAnsi="TimesNewRomanPS" w:cstheme="minorBidi"/>
+          <w:b/>
+          <w:color w:val="000000"/>
+          <w:szCs w:val="22"/>
+        </w:rPr>
+        <w:lastRenderedPageBreak/>
+        <w:t>3.</w:t>
+      </w:r>
+      <w:r>
+        <w:rPr>
+          <w:rFonts w:ascii="TimesNewRomanPS" w:eastAsiaTheme="minorEastAsia" w:hAnsi="TimesNewRomanPS" w:cstheme="minorBidi" w:hint="eastAsia"/>
+          <w:b/>
+          <w:color w:val="000000"/>
+          <w:szCs w:val="22"/>
+          <w:lang w:eastAsia="zh-CN"/>
+        </w:rPr>
+        <w:t>3</w:t>
+      </w:r>
+      <w:r>
+        <w:rPr>
+          <w:rFonts w:ascii="TimesNewRomanPS" w:eastAsia="TimesNewRomanPS" w:hAnsi="TimesNewRomanPS" w:cstheme="minorBidi"/>
+          <w:b/>
+          <w:color w:val="000000"/>
+          <w:szCs w:val="22"/>
+        </w:rPr>
+        <w:t>.</w:t>
+      </w:r>
+      <w:r>
+        <w:rPr>
+          <w:rFonts w:ascii="TimesNewRomanPS" w:eastAsiaTheme="minorEastAsia" w:hAnsi="TimesNewRomanPS" w:cstheme="minorBidi" w:hint="eastAsia"/>
+          <w:b/>
+          <w:color w:val="000000"/>
+          <w:szCs w:val="22"/>
+          <w:lang w:eastAsia="zh-CN"/>
+        </w:rPr>
+        <w:t>2</w:t>
+      </w:r>
+      <w:r>
+        <w:rPr>
+          <w:rFonts w:ascii="TimesNewRomanPS" w:eastAsia="TimesNewRomanPS" w:hAnsi="TimesNewRomanPS" w:cstheme="minorBidi"/>
+          <w:b/>
+          <w:color w:val="000000"/>
+          <w:szCs w:val="22"/>
+        </w:rPr>
+        <w:t xml:space="preserve"> Class Diagram</w:t>
+      </w:r>
+      <w:r>
+        <w:rPr>
+          <w:rFonts w:ascii="TimesNewRomanPS" w:eastAsiaTheme="minorEastAsia" w:hAnsi="TimesNewRomanPS" w:cstheme="minorBidi" w:hint="eastAsia"/>
+          <w:b/>
+          <w:color w:val="000000"/>
+          <w:szCs w:val="22"/>
+          <w:lang w:eastAsia="zh-CN"/>
+        </w:rPr>
+        <w:t xml:space="preserve"> Description</w:t>
+      </w:r>
+    </w:p>
+    <w:p>
+      <w:pPr>
+        <w:rPr>
+          <w:rFonts w:hint="eastAsia"/>
+          <w:lang w:eastAsia="zh-CN"/>
+        </w:rPr>
+      </w:pPr>
+    </w:p>
+    <w:p>
+      <w:pPr>
+        <w:rPr>
+          <w:rFonts w:ascii="TimesNewRomanPS" w:hAnsi="TimesNewRomanPS" w:hint="eastAsia"/>
+          <w:b/>
+          <w:bCs/>
+          <w:lang w:eastAsia="zh-CN"/>
+        </w:rPr>
+      </w:pPr>
+      <w:r>
+        <w:rPr>
+          <w:rFonts w:ascii="TimesNewRomanPS" w:hAnsi="TimesNewRomanPS"/>
+          <w:b/>
+          <w:bCs/>
+          <w:lang w:eastAsia="zh-CN"/>
+        </w:rPr>
+        <w:t>Attributes:</w:t>
+      </w:r>
+    </w:p>
+    <w:tbl>
+      <w:tblPr>
+        <w:tblStyle w:val="af2"/>
+        <w:tblW w:w="0" w:type="auto"/>
+        <w:tblLook w:val="04A0" w:firstRow="1" w:lastRow="0" w:firstColumn="1" w:lastColumn="0" w:noHBand="0" w:noVBand="1"/>
+      </w:tblPr>
+      <w:tblGrid>
+        <w:gridCol w:w="923"/>
+        <w:gridCol w:w="1689"/>
+        <w:gridCol w:w="3782"/>
+        <w:gridCol w:w="1902"/>
+      </w:tblGrid>
+      <w:tr>
+        <w:tc>
+          <w:tcPr>
+            <w:tcW w:w="680" w:type="dxa"/>
+          </w:tcPr>
+          <w:p>
+            <w:pPr>
+              <w:ind w:left="440"/>
+              <w:rPr>
+                <w:rFonts w:hint="eastAsia"/>
+                <w:lang w:eastAsia="zh-CN"/>
+              </w:rPr>
+            </w:pPr>
+            <w:r>
+              <w:rPr>
+                <w:rFonts w:ascii="TimesNewRomanPS" w:eastAsia="TimesNewRomanPS" w:hAnsi="TimesNewRomanPS"/>
+                <w:b/>
+                <w:color w:val="000000"/>
+                <w:sz w:val="24"/>
+              </w:rPr>
+              <w:t>ID</w:t>
+            </w:r>
+          </w:p>
+        </w:tc>
+        <w:tc>
+          <w:tcPr>
+            <w:tcW w:w="1723" w:type="dxa"/>
+          </w:tcPr>
+          <w:p>
+            <w:pPr>
+              <w:ind w:left="440"/>
+              <w:rPr>
+                <w:rFonts w:hint="eastAsia"/>
+                <w:lang w:eastAsia="zh-CN"/>
+              </w:rPr>
+            </w:pPr>
+            <w:r>
+              <w:rPr>
+                <w:rFonts w:ascii="TimesNewRomanPS" w:eastAsia="TimesNewRomanPS" w:hAnsi="TimesNewRomanPS"/>
+                <w:b/>
+                <w:color w:val="000000"/>
+                <w:sz w:val="24"/>
+              </w:rPr>
+              <w:t>Name</w:t>
+            </w:r>
+          </w:p>
+        </w:tc>
+        <w:tc>
+          <w:tcPr>
+            <w:tcW w:w="3934" w:type="dxa"/>
+          </w:tcPr>
+          <w:p>
+            <w:pPr>
+              <w:ind w:left="440"/>
+              <w:rPr>
+                <w:rFonts w:hint="eastAsia"/>
+                <w:lang w:eastAsia="zh-CN"/>
+              </w:rPr>
+            </w:pPr>
+            <w:r>
+              <w:rPr>
+                <w:rFonts w:ascii="TimesNewRomanPS" w:eastAsia="TimesNewRomanPS" w:hAnsi="TimesNewRomanPS"/>
+                <w:b/>
+                <w:color w:val="000000"/>
+                <w:sz w:val="24"/>
+              </w:rPr>
+              <w:t>Description</w:t>
+            </w:r>
+          </w:p>
+        </w:tc>
+        <w:tc>
+          <w:tcPr>
+            <w:tcW w:w="1959" w:type="dxa"/>
+          </w:tcPr>
+          <w:p>
+            <w:pPr>
+              <w:ind w:left="440"/>
+              <w:rPr>
+                <w:rFonts w:hint="eastAsia"/>
+                <w:lang w:eastAsia="zh-CN"/>
+              </w:rPr>
+            </w:pPr>
+            <w:r>
+              <w:rPr>
+                <w:rFonts w:ascii="TimesNewRomanPS" w:eastAsia="TimesNewRomanPS" w:hAnsi="TimesNewRomanPS"/>
+                <w:b/>
+                <w:color w:val="000000"/>
+                <w:sz w:val="24"/>
+              </w:rPr>
+              <w:t>Type</w:t>
+            </w:r>
+          </w:p>
+        </w:tc>
+      </w:tr>
+      <w:tr>
+        <w:tc>
+          <w:tcPr>
+            <w:tcW w:w="680" w:type="dxa"/>
+          </w:tcPr>
+          <w:p>
+            <w:pPr>
+              <w:ind w:left="440"/>
+              <w:rPr>
+                <w:rFonts w:ascii="TimesNewRomanPS" w:eastAsia="TimesNewRomanPS" w:hAnsi="TimesNewRomanPS"/>
+                <w:b/>
+                <w:color w:val="000000"/>
+                <w:sz w:val="24"/>
+              </w:rPr>
+            </w:pPr>
+            <w:r>
+              <w:rPr>
+                <w:rFonts w:ascii="TimesNewRomanPS" w:eastAsia="TimesNewRomanPS" w:hAnsi="TimesNewRomanPS" w:hint="eastAsia"/>
+                <w:b/>
+                <w:color w:val="000000"/>
+                <w:sz w:val="24"/>
+              </w:rPr>
+              <w:t>1</w:t>
+            </w:r>
+          </w:p>
+        </w:tc>
+        <w:tc>
+          <w:tcPr>
+            <w:tcW w:w="1723" w:type="dxa"/>
+          </w:tcPr>
+          <w:p>
+            <w:pPr>
+              <w:ind w:left="440"/>
+              <w:rPr>
+                <w:rFonts w:ascii="TimesNewRomanPS" w:hAnsi="TimesNewRomanPS" w:hint="eastAsia"/>
+                <w:bCs/>
+                <w:color w:val="000000"/>
+                <w:sz w:val="24"/>
+                <w:lang w:eastAsia="zh-CN"/>
+              </w:rPr>
+            </w:pPr>
+          </w:p>
+        </w:tc>
+        <w:tc>
+          <w:tcPr>
+            <w:tcW w:w="3934" w:type="dxa"/>
+          </w:tcPr>
+          <w:p>
+            <w:pPr>
+              <w:ind w:left="440"/>
+              <w:rPr>
+                <w:rFonts w:ascii="TimesNewRomanPS" w:hAnsi="TimesNewRomanPS" w:hint="eastAsia"/>
+                <w:bCs/>
+                <w:color w:val="000000"/>
+                <w:sz w:val="24"/>
+                <w:lang w:eastAsia="zh-CN"/>
+              </w:rPr>
+            </w:pPr>
+          </w:p>
+        </w:tc>
+        <w:tc>
+          <w:tcPr>
+            <w:tcW w:w="1959" w:type="dxa"/>
+          </w:tcPr>
+          <w:p>
+            <w:pPr>
+              <w:ind w:left="440"/>
+              <w:rPr>
+                <w:rFonts w:ascii="TimesNewRomanPS" w:hAnsi="TimesNewRomanPS" w:hint="eastAsia"/>
+                <w:bCs/>
+                <w:color w:val="000000"/>
+                <w:sz w:val="24"/>
+                <w:lang w:eastAsia="zh-CN"/>
+              </w:rPr>
+            </w:pPr>
+          </w:p>
+        </w:tc>
+      </w:tr>
+    </w:tbl>
+    <w:p>
+      <w:pPr>
+        <w:rPr>
+          <w:rFonts w:hint="eastAsia"/>
+          <w:lang w:eastAsia="zh-CN"/>
+        </w:rPr>
+      </w:pPr>
+    </w:p>
+    <w:p>
+      <w:pPr>
+        <w:rPr>
+          <w:rFonts w:ascii="TimesNewRomanPS" w:hAnsi="TimesNewRomanPS" w:hint="eastAsia"/>
+          <w:b/>
+          <w:bCs/>
+          <w:lang w:eastAsia="zh-CN"/>
+        </w:rPr>
+      </w:pPr>
+      <w:r>
+        <w:rPr>
+          <w:rFonts w:ascii="TimesNewRomanPS" w:hAnsi="TimesNewRomanPS" w:hint="eastAsia"/>
+          <w:b/>
+          <w:bCs/>
+          <w:lang w:eastAsia="zh-CN"/>
+        </w:rPr>
+        <w:t>Methods</w:t>
+      </w:r>
+      <w:r>
+        <w:rPr>
+          <w:rFonts w:ascii="TimesNewRomanPS" w:hAnsi="TimesNewRomanPS"/>
+          <w:b/>
+          <w:bCs/>
+          <w:lang w:eastAsia="zh-CN"/>
+        </w:rPr>
+        <w:t>:</w:t>
+      </w:r>
+    </w:p>
+    <w:tbl>
+      <w:tblPr>
+        <w:tblStyle w:val="af2"/>
+        <w:tblW w:w="0" w:type="auto"/>
+        <w:tblLayout w:type="fixed"/>
+        <w:tblLook w:val="04A0" w:firstRow="1" w:lastRow="0" w:firstColumn="1" w:lastColumn="0" w:noHBand="0" w:noVBand="1"/>
+      </w:tblPr>
+      <w:tblGrid>
+        <w:gridCol w:w="562"/>
+        <w:gridCol w:w="1560"/>
+        <w:gridCol w:w="3204"/>
+        <w:gridCol w:w="1212"/>
+        <w:gridCol w:w="1758"/>
+      </w:tblGrid>
+      <w:tr>
+        <w:tc>
+          <w:tcPr>
+            <w:tcW w:w="562" w:type="dxa"/>
+          </w:tcPr>
+          <w:p>
+            <w:pPr>
+              <w:ind w:left="440"/>
+              <w:rPr>
+                <w:rFonts w:hint="eastAsia"/>
+                <w:lang w:eastAsia="zh-CN"/>
+              </w:rPr>
+            </w:pPr>
+            <w:r>
+              <w:rPr>
+                <w:rFonts w:ascii="TimesNewRomanPS" w:eastAsia="TimesNewRomanPS" w:hAnsi="TimesNewRomanPS"/>
+                <w:b/>
+                <w:color w:val="000000"/>
+                <w:sz w:val="24"/>
+              </w:rPr>
+              <w:t>ID</w:t>
+            </w:r>
+          </w:p>
+        </w:tc>
+        <w:tc>
+          <w:tcPr>
+            <w:tcW w:w="1560" w:type="dxa"/>
+          </w:tcPr>
+          <w:p>
+            <w:pPr>
+              <w:ind w:left="440"/>
+              <w:rPr>
+                <w:rFonts w:hint="eastAsia"/>
+                <w:szCs w:val="21"/>
+                <w:lang w:eastAsia="zh-CN"/>
+              </w:rPr>
+            </w:pPr>
+            <w:r>
+              <w:rPr>
+                <w:rFonts w:ascii="TimesNewRomanPS" w:eastAsia="TimesNewRomanPS" w:hAnsi="TimesNewRomanPS"/>
+                <w:b/>
+                <w:color w:val="000000"/>
+                <w:szCs w:val="21"/>
+              </w:rPr>
+              <w:t>Name</w:t>
+            </w:r>
+          </w:p>
+        </w:tc>
+        <w:tc>
+          <w:tcPr>
+            <w:tcW w:w="3204" w:type="dxa"/>
+          </w:tcPr>
+          <w:p>
+            <w:pPr>
+              <w:ind w:left="440"/>
+              <w:rPr>
+                <w:rFonts w:hint="eastAsia"/>
+                <w:szCs w:val="21"/>
+                <w:lang w:eastAsia="zh-CN"/>
+              </w:rPr>
+            </w:pPr>
+            <w:r>
+              <w:rPr>
+                <w:rFonts w:ascii="TimesNewRomanPS" w:eastAsia="TimesNewRomanPS" w:hAnsi="TimesNewRomanPS"/>
+                <w:b/>
+                <w:color w:val="000000"/>
+                <w:szCs w:val="21"/>
+              </w:rPr>
+              <w:t>Description</w:t>
+            </w:r>
+          </w:p>
+        </w:tc>
+        <w:tc>
+          <w:tcPr>
+            <w:tcW w:w="1212" w:type="dxa"/>
+          </w:tcPr>
+          <w:p>
+            <w:pPr>
+              <w:ind w:left="440"/>
+              <w:rPr>
+                <w:rFonts w:ascii="TimesNewRomanPS" w:hAnsi="TimesNewRomanPS" w:hint="eastAsia"/>
+                <w:b/>
+                <w:color w:val="000000"/>
+                <w:szCs w:val="21"/>
+                <w:lang w:eastAsia="zh-CN"/>
+              </w:rPr>
+            </w:pPr>
+            <w:r>
+              <w:rPr>
+                <w:rFonts w:ascii="TimesNewRomanPS" w:eastAsia="TimesNewRomanPS" w:hAnsi="TimesNewRomanPS"/>
+                <w:b/>
+                <w:color w:val="000000"/>
+                <w:szCs w:val="21"/>
+              </w:rPr>
+              <w:t>Parameter</w:t>
+            </w:r>
+          </w:p>
+        </w:tc>
+        <w:tc>
+          <w:tcPr>
+            <w:tcW w:w="1758" w:type="dxa"/>
+          </w:tcPr>
+          <w:p>
+            <w:pPr>
+              <w:ind w:left="440"/>
+              <w:rPr>
+                <w:rFonts w:ascii="TimesNewRomanPS" w:hAnsi="TimesNewRomanPS" w:hint="eastAsia"/>
+                <w:b/>
+                <w:color w:val="000000"/>
+                <w:szCs w:val="21"/>
+                <w:lang w:eastAsia="zh-CN"/>
+              </w:rPr>
+            </w:pPr>
+            <w:r>
+              <w:rPr>
+                <w:rFonts w:ascii="TimesNewRomanPS" w:eastAsia="TimesNewRomanPS" w:hAnsi="TimesNewRomanPS"/>
+                <w:b/>
+                <w:color w:val="000000"/>
+                <w:szCs w:val="21"/>
+              </w:rPr>
+              <w:t>Return Type</w:t>
+            </w:r>
+          </w:p>
+        </w:tc>
+      </w:tr>
+      <w:tr>
+        <w:tc>
+          <w:tcPr>
+            <w:tcW w:w="562" w:type="dxa"/>
+          </w:tcPr>
+          <w:p>
+            <w:pPr>
+              <w:ind w:left="440"/>
+              <w:rPr>
+                <w:rFonts w:ascii="TimesNewRomanPS" w:eastAsia="TimesNewRomanPS" w:hAnsi="TimesNewRomanPS"/>
+                <w:b/>
+                <w:color w:val="000000"/>
+                <w:sz w:val="24"/>
+              </w:rPr>
+            </w:pPr>
+            <w:r>
+              <w:rPr>
+                <w:rFonts w:ascii="TimesNewRomanPS" w:eastAsia="TimesNewRomanPS" w:hAnsi="TimesNewRomanPS" w:hint="eastAsia"/>
+                <w:b/>
+                <w:color w:val="000000"/>
+                <w:sz w:val="24"/>
+              </w:rPr>
+              <w:t>1</w:t>
+            </w:r>
+          </w:p>
+        </w:tc>
+        <w:tc>
+          <w:tcPr>
+            <w:tcW w:w="1560" w:type="dxa"/>
+          </w:tcPr>
+          <w:p>
+            <w:pPr>
+              <w:ind w:left="440"/>
+              <w:rPr>
+                <w:rFonts w:ascii="TimesNewRomanPS" w:hAnsi="TimesNewRomanPS" w:hint="eastAsia"/>
+                <w:bCs/>
+                <w:color w:val="000000"/>
+                <w:sz w:val="24"/>
+                <w:lang w:eastAsia="zh-CN"/>
+              </w:rPr>
+            </w:pPr>
+          </w:p>
+        </w:tc>
+        <w:tc>
+          <w:tcPr>
+            <w:tcW w:w="3204" w:type="dxa"/>
+          </w:tcPr>
+          <w:p>
+            <w:pPr>
+              <w:ind w:left="440"/>
+              <w:rPr>
+                <w:rFonts w:ascii="TimesNewRomanPS" w:hAnsi="TimesNewRomanPS" w:hint="eastAsia"/>
+                <w:bCs/>
+                <w:color w:val="000000"/>
+                <w:sz w:val="24"/>
+                <w:lang w:eastAsia="zh-CN"/>
+              </w:rPr>
+            </w:pPr>
+          </w:p>
+        </w:tc>
+        <w:tc>
+          <w:tcPr>
+            <w:tcW w:w="1212" w:type="dxa"/>
+          </w:tcPr>
+          <w:p>
+            <w:pPr>
+              <w:ind w:left="440"/>
+              <w:rPr>
+                <w:rFonts w:ascii="TimesNewRomanPS" w:hAnsi="TimesNewRomanPS" w:hint="eastAsia"/>
+                <w:bCs/>
+                <w:color w:val="000000"/>
+                <w:sz w:val="24"/>
+                <w:lang w:eastAsia="zh-CN"/>
+              </w:rPr>
+            </w:pPr>
+          </w:p>
+        </w:tc>
+        <w:tc>
+          <w:tcPr>
+            <w:tcW w:w="1758" w:type="dxa"/>
+          </w:tcPr>
+          <w:p>
+            <w:pPr>
+              <w:ind w:left="440"/>
+              <w:rPr>
+                <w:rFonts w:ascii="TimesNewRomanPS" w:hAnsi="TimesNewRomanPS" w:hint="eastAsia"/>
+                <w:bCs/>
+                <w:color w:val="000000"/>
+                <w:sz w:val="24"/>
+                <w:lang w:eastAsia="zh-CN"/>
+              </w:rPr>
+            </w:pPr>
+          </w:p>
+        </w:tc>
+      </w:tr>
+    </w:tbl>
+    <w:p>
+      <w:pPr>
+        <w:rPr>
+          <w:rFonts w:hint="eastAsia"/>
+          <w:lang w:eastAsia="zh-CN"/>
+        </w:rPr>
+      </w:pPr>
+    </w:p>
+    <w:p>
+      <w:pPr>
+        <w:rPr>
+          <w:rFonts w:hint="eastAsia"/>
+          <w:lang w:eastAsia="zh-CN"/>
+        </w:rPr>
+      </w:pPr>
+    </w:p>
+    <w:p>
+      <w:pPr>
+        <w:rPr>
+          <w:rFonts w:hint="eastAsia"/>
+          <w:lang w:eastAsia="zh-CN"/>
+        </w:rPr>
+      </w:pPr>
+    </w:p>
+    <w:p>
+      <w:pPr>
+        <w:rPr>
+          <w:rFonts w:hint="eastAsia"/>
+          <w:lang w:eastAsia="zh-CN"/>
+        </w:rPr>
+      </w:pPr>
+    </w:p>
+    <w:p>
+      <w:pPr>
+        <w:rPr>
+          <w:rFonts w:hint="eastAsia"/>
+          <w:lang w:eastAsia="zh-CN"/>
+        </w:rPr>
+      </w:pPr>
+    </w:p>
+    <w:p>
+      <w:pPr>
+        <w:rPr>
+          <w:rFonts w:hint="eastAsia"/>
+          <w:lang w:eastAsia="zh-CN"/>
+        </w:rPr>
+      </w:pPr>
+    </w:p>
+    <w:p>
+      <w:pPr>
+        <w:rPr>
+          <w:rFonts w:hint="eastAsia"/>
+          <w:lang w:eastAsia="zh-CN"/>
+        </w:rPr>
+      </w:pPr>
+    </w:p>
+    <w:p>
+      <w:pPr>
+        <w:rPr>
+          <w:rFonts w:hint="eastAsia"/>
+          <w:lang w:eastAsia="zh-CN"/>
+        </w:rPr>
+      </w:pPr>
+    </w:p>
+    <w:p>
+      <w:pPr>
+        <w:rPr>
+          <w:rFonts w:hint="eastAsia"/>
+          <w:lang w:eastAsia="zh-CN"/>
+        </w:rPr>
+      </w:pPr>
+    </w:p>
+    <w:p>
+      <w:pPr>
+        <w:rPr>
+          <w:rFonts w:hint="eastAsia"/>
+          <w:lang w:eastAsia="zh-CN"/>
+        </w:rPr>
+      </w:pPr>
+    </w:p>
+    <w:p>
+      <w:pPr>
+        <w:rPr>
+          <w:rFonts w:hint="eastAsia"/>
+          <w:lang w:eastAsia="zh-CN"/>
+        </w:rPr>
+      </w:pPr>
+    </w:p>
+    <w:p>
+      <w:pPr>
+        <w:rPr>
+          <w:rFonts w:ascii="TimesNewRomanPS" w:hAnsi="TimesNewRomanPS" w:hint="eastAsia"/>
+          <w:b/>
+          <w:bCs/>
+          <w:lang w:eastAsia="zh-CN"/>
+        </w:rPr>
+      </w:pPr>
+      <w:r>
+        <w:rPr>
+          <w:rFonts w:ascii="TimesNewRomanPS" w:hAnsi="TimesNewRomanPS"/>
+          <w:b/>
+          <w:bCs/>
+          <w:lang w:eastAsia="zh-CN"/>
+        </w:rPr>
+        <w:t>Attributes:</w:t>
+      </w:r>
+    </w:p>
+    <w:tbl>
+      <w:tblPr>
+        <w:tblStyle w:val="af2"/>
+        <w:tblW w:w="0" w:type="auto"/>
+        <w:tblLook w:val="04A0" w:firstRow="1" w:lastRow="0" w:firstColumn="1" w:lastColumn="0" w:noHBand="0" w:noVBand="1"/>
+      </w:tblPr>
+      <w:tblGrid>
+        <w:gridCol w:w="923"/>
+        <w:gridCol w:w="1689"/>
+        <w:gridCol w:w="3782"/>
+        <w:gridCol w:w="1902"/>
+      </w:tblGrid>
+      <w:tr>
+        <w:tc>
+          <w:tcPr>
+            <w:tcW w:w="680" w:type="dxa"/>
+          </w:tcPr>
+          <w:p>
+            <w:pPr>
+              <w:ind w:left="440"/>
+              <w:rPr>
+                <w:rFonts w:hint="eastAsia"/>
+                <w:lang w:eastAsia="zh-CN"/>
+              </w:rPr>
+            </w:pPr>
+            <w:r>
+              <w:rPr>
+                <w:rFonts w:ascii="TimesNewRomanPS" w:eastAsia="TimesNewRomanPS" w:hAnsi="TimesNewRomanPS"/>
+                <w:b/>
+                <w:color w:val="000000"/>
+                <w:sz w:val="24"/>
+              </w:rPr>
+              <w:t>ID</w:t>
+            </w:r>
+          </w:p>
+        </w:tc>
+        <w:tc>
+          <w:tcPr>
+            <w:tcW w:w="1723" w:type="dxa"/>
+          </w:tcPr>
+          <w:p>
+            <w:pPr>
+              <w:ind w:left="440"/>
+              <w:rPr>
+                <w:rFonts w:hint="eastAsia"/>
+                <w:lang w:eastAsia="zh-CN"/>
+              </w:rPr>
+            </w:pPr>
+            <w:r>
+              <w:rPr>
+                <w:rFonts w:ascii="TimesNewRomanPS" w:eastAsia="TimesNewRomanPS" w:hAnsi="TimesNewRomanPS"/>
+                <w:b/>
+                <w:color w:val="000000"/>
+                <w:sz w:val="24"/>
+              </w:rPr>
+              <w:t>Name</w:t>
+            </w:r>
+          </w:p>
+        </w:tc>
+        <w:tc>
+          <w:tcPr>
+            <w:tcW w:w="3934" w:type="dxa"/>
+          </w:tcPr>
+          <w:p>
+            <w:pPr>
+              <w:ind w:left="440"/>
+              <w:rPr>
+                <w:rFonts w:hint="eastAsia"/>
+                <w:lang w:eastAsia="zh-CN"/>
+              </w:rPr>
+            </w:pPr>
+            <w:r>
+              <w:rPr>
+                <w:rFonts w:ascii="TimesNewRomanPS" w:eastAsia="TimesNewRomanPS" w:hAnsi="TimesNewRomanPS"/>
+                <w:b/>
+                <w:color w:val="000000"/>
+                <w:sz w:val="24"/>
+              </w:rPr>
+              <w:t>Description</w:t>
+            </w:r>
+          </w:p>
+        </w:tc>
+        <w:tc>
+          <w:tcPr>
+            <w:tcW w:w="1959" w:type="dxa"/>
+          </w:tcPr>
+          <w:p>
+            <w:pPr>
+              <w:ind w:left="440"/>
+              <w:rPr>
+                <w:rFonts w:hint="eastAsia"/>
+                <w:lang w:eastAsia="zh-CN"/>
+              </w:rPr>
+            </w:pPr>
+            <w:r>
+              <w:rPr>
+                <w:rFonts w:ascii="TimesNewRomanPS" w:eastAsia="TimesNewRomanPS" w:hAnsi="TimesNewRomanPS"/>
+                <w:b/>
+                <w:color w:val="000000"/>
+                <w:sz w:val="24"/>
+              </w:rPr>
+              <w:t>Type</w:t>
+            </w:r>
+          </w:p>
+        </w:tc>
+      </w:tr>
+      <w:tr>
+        <w:tc>
+          <w:tcPr>
+            <w:tcW w:w="680" w:type="dxa"/>
+          </w:tcPr>
+          <w:p>
+            <w:pPr>
+              <w:ind w:left="440"/>
+              <w:rPr>
+                <w:rFonts w:ascii="TimesNewRomanPS" w:eastAsia="TimesNewRomanPS" w:hAnsi="TimesNewRomanPS"/>
+                <w:b/>
+                <w:color w:val="000000"/>
+                <w:sz w:val="24"/>
+              </w:rPr>
+            </w:pPr>
+            <w:r>
+              <w:rPr>
+                <w:rFonts w:ascii="TimesNewRomanPS" w:eastAsia="TimesNewRomanPS" w:hAnsi="TimesNewRomanPS" w:hint="eastAsia"/>
+                <w:b/>
+                <w:color w:val="000000"/>
+                <w:sz w:val="24"/>
+              </w:rPr>
+              <w:lastRenderedPageBreak/>
+              <w:t>1</w:t>
+            </w:r>
+          </w:p>
+        </w:tc>
+        <w:tc>
+          <w:tcPr>
+            <w:tcW w:w="1723" w:type="dxa"/>
+          </w:tcPr>
+          <w:p>
+            <w:pPr>
+              <w:ind w:left="440"/>
+              <w:rPr>
+                <w:rFonts w:ascii="TimesNewRomanPS" w:hAnsi="TimesNewRomanPS" w:hint="eastAsia"/>
+                <w:bCs/>
+                <w:color w:val="000000"/>
+                <w:sz w:val="24"/>
+                <w:lang w:eastAsia="zh-CN"/>
+              </w:rPr>
+            </w:pPr>
+          </w:p>
+        </w:tc>
+        <w:tc>
+          <w:tcPr>
+            <w:tcW w:w="3934" w:type="dxa"/>
+          </w:tcPr>
+          <w:p>
+            <w:pPr>
+              <w:ind w:left="440"/>
+              <w:rPr>
+                <w:rFonts w:ascii="TimesNewRomanPS" w:hAnsi="TimesNewRomanPS" w:hint="eastAsia"/>
+                <w:bCs/>
+                <w:color w:val="000000"/>
+                <w:sz w:val="24"/>
+                <w:lang w:eastAsia="zh-CN"/>
+              </w:rPr>
+            </w:pPr>
+          </w:p>
+        </w:tc>
+        <w:tc>
+          <w:tcPr>
+            <w:tcW w:w="1959" w:type="dxa"/>
+          </w:tcPr>
+          <w:p>
+            <w:pPr>
+              <w:ind w:left="440"/>
+              <w:rPr>
+                <w:rFonts w:ascii="TimesNewRomanPS" w:hAnsi="TimesNewRomanPS" w:hint="eastAsia"/>
+                <w:bCs/>
+                <w:color w:val="000000"/>
+                <w:sz w:val="24"/>
+                <w:lang w:eastAsia="zh-CN"/>
+              </w:rPr>
+            </w:pPr>
+          </w:p>
+        </w:tc>
+      </w:tr>
+    </w:tbl>
+    <w:p>
+      <w:pPr>
+        <w:rPr>
+          <w:rFonts w:hint="eastAsia"/>
+          <w:lang w:eastAsia="zh-CN"/>
+        </w:rPr>
+      </w:pPr>
+    </w:p>
+    <w:p>
+      <w:pPr>
+        <w:rPr>
+          <w:rFonts w:ascii="TimesNewRomanPS" w:hAnsi="TimesNewRomanPS" w:hint="eastAsia"/>
+          <w:b/>
+          <w:bCs/>
+          <w:lang w:eastAsia="zh-CN"/>
+        </w:rPr>
+      </w:pPr>
+      <w:r>
+        <w:rPr>
+          <w:rFonts w:ascii="TimesNewRomanPS" w:hAnsi="TimesNewRomanPS" w:hint="eastAsia"/>
+          <w:b/>
+          <w:bCs/>
+          <w:lang w:eastAsia="zh-CN"/>
+        </w:rPr>
+        <w:t>Methods</w:t>
+      </w:r>
+      <w:r>
+        <w:rPr>
+          <w:rFonts w:ascii="TimesNewRomanPS" w:hAnsi="TimesNewRomanPS"/>
+          <w:b/>
+          <w:bCs/>
+          <w:lang w:eastAsia="zh-CN"/>
+        </w:rPr>
+        <w:t>:</w:t>
+      </w:r>
+    </w:p>
+    <w:tbl>
+      <w:tblPr>
+        <w:tblStyle w:val="af2"/>
+        <w:tblW w:w="0" w:type="auto"/>
+        <w:tblLayout w:type="fixed"/>
+        <w:tblLook w:val="04A0" w:firstRow="1" w:lastRow="0" w:firstColumn="1" w:lastColumn="0" w:noHBand="0" w:noVBand="1"/>
+      </w:tblPr>
+      <w:tblGrid>
+        <w:gridCol w:w="562"/>
+        <w:gridCol w:w="1560"/>
+        <w:gridCol w:w="3204"/>
+        <w:gridCol w:w="1212"/>
+        <w:gridCol w:w="1758"/>
+      </w:tblGrid>
+      <w:tr>
+        <w:tc>
+          <w:tcPr>
+            <w:tcW w:w="562" w:type="dxa"/>
+          </w:tcPr>
+          <w:p>
+            <w:pPr>
+              <w:ind w:left="440"/>
+              <w:rPr>
+                <w:rFonts w:hint="eastAsia"/>
+                <w:lang w:eastAsia="zh-CN"/>
+              </w:rPr>
+            </w:pPr>
+            <w:r>
+              <w:rPr>
+                <w:rFonts w:ascii="TimesNewRomanPS" w:eastAsia="TimesNewRomanPS" w:hAnsi="TimesNewRomanPS"/>
+                <w:b/>
+                <w:color w:val="000000"/>
+                <w:sz w:val="24"/>
+              </w:rPr>
+              <w:t>ID</w:t>
+            </w:r>
+          </w:p>
+        </w:tc>
+        <w:tc>
+          <w:tcPr>
+            <w:tcW w:w="1560" w:type="dxa"/>
+          </w:tcPr>
+          <w:p>
+            <w:pPr>
+              <w:ind w:left="440"/>
+              <w:rPr>
+                <w:rFonts w:hint="eastAsia"/>
+                <w:szCs w:val="21"/>
+                <w:lang w:eastAsia="zh-CN"/>
+              </w:rPr>
+            </w:pPr>
+            <w:r>
+              <w:rPr>
+                <w:rFonts w:ascii="TimesNewRomanPS" w:eastAsia="TimesNewRomanPS" w:hAnsi="TimesNewRomanPS"/>
+                <w:b/>
+                <w:color w:val="000000"/>
+                <w:szCs w:val="21"/>
+              </w:rPr>
+              <w:t>Name</w:t>
+            </w:r>
+          </w:p>
+        </w:tc>
+        <w:tc>
+          <w:tcPr>
+            <w:tcW w:w="3204" w:type="dxa"/>
+          </w:tcPr>
+          <w:p>
+            <w:pPr>
+              <w:ind w:left="440"/>
+              <w:rPr>
+                <w:rFonts w:hint="eastAsia"/>
+                <w:szCs w:val="21"/>
+                <w:lang w:eastAsia="zh-CN"/>
+              </w:rPr>
+            </w:pPr>
+            <w:r>
+              <w:rPr>
+                <w:rFonts w:ascii="TimesNewRomanPS" w:eastAsia="TimesNewRomanPS" w:hAnsi="TimesNewRomanPS"/>
+                <w:b/>
+                <w:color w:val="000000"/>
+                <w:szCs w:val="21"/>
+              </w:rPr>
+              <w:t>Description</w:t>
+            </w:r>
+          </w:p>
+        </w:tc>
+        <w:tc>
+          <w:tcPr>
+            <w:tcW w:w="1212" w:type="dxa"/>
+          </w:tcPr>
+          <w:p>
+            <w:pPr>
+              <w:ind w:left="440"/>
+              <w:rPr>
+                <w:rFonts w:ascii="TimesNewRomanPS" w:hAnsi="TimesNewRomanPS" w:hint="eastAsia"/>
+                <w:b/>
+                <w:color w:val="000000"/>
+                <w:szCs w:val="21"/>
+                <w:lang w:eastAsia="zh-CN"/>
+              </w:rPr>
+            </w:pPr>
+            <w:r>
+              <w:rPr>
+                <w:rFonts w:ascii="TimesNewRomanPS" w:eastAsia="TimesNewRomanPS" w:hAnsi="TimesNewRomanPS"/>
+                <w:b/>
+                <w:color w:val="000000"/>
+                <w:szCs w:val="21"/>
+              </w:rPr>
+              <w:t>Parameter</w:t>
+            </w:r>
+          </w:p>
+        </w:tc>
+        <w:tc>
+          <w:tcPr>
+            <w:tcW w:w="1758" w:type="dxa"/>
+          </w:tcPr>
+          <w:p>
+            <w:pPr>
+              <w:ind w:left="440"/>
+              <w:rPr>
+                <w:rFonts w:ascii="TimesNewRomanPS" w:hAnsi="TimesNewRomanPS" w:hint="eastAsia"/>
+                <w:b/>
+                <w:color w:val="000000"/>
+                <w:szCs w:val="21"/>
+                <w:lang w:eastAsia="zh-CN"/>
+              </w:rPr>
+            </w:pPr>
+            <w:r>
+              <w:rPr>
+                <w:rFonts w:ascii="TimesNewRomanPS" w:eastAsia="TimesNewRomanPS" w:hAnsi="TimesNewRomanPS"/>
+                <w:b/>
+                <w:color w:val="000000"/>
+                <w:szCs w:val="21"/>
+              </w:rPr>
+              <w:t>Return Type</w:t>
+            </w:r>
+          </w:p>
+        </w:tc>
+      </w:tr>
+      <w:tr>
+        <w:tc>
+          <w:tcPr>
+            <w:tcW w:w="562" w:type="dxa"/>
+          </w:tcPr>
+          <w:p>
+            <w:pPr>
+              <w:ind w:left="440"/>
+              <w:rPr>
+                <w:rFonts w:ascii="TimesNewRomanPS" w:eastAsia="TimesNewRomanPS" w:hAnsi="TimesNewRomanPS"/>
+                <w:b/>
+                <w:color w:val="000000"/>
+                <w:sz w:val="24"/>
+              </w:rPr>
+            </w:pPr>
+            <w:r>
+              <w:rPr>
+                <w:rFonts w:ascii="TimesNewRomanPS" w:eastAsia="TimesNewRomanPS" w:hAnsi="TimesNewRomanPS" w:hint="eastAsia"/>
+                <w:b/>
+                <w:color w:val="000000"/>
+                <w:sz w:val="24"/>
+              </w:rPr>
+              <w:t>1</w:t>
+            </w:r>
+          </w:p>
+        </w:tc>
+        <w:tc>
+          <w:tcPr>
+            <w:tcW w:w="1560" w:type="dxa"/>
+          </w:tcPr>
+          <w:p>
+            <w:pPr>
+              <w:ind w:left="440"/>
+              <w:rPr>
+                <w:rFonts w:ascii="TimesNewRomanPS" w:hAnsi="TimesNewRomanPS" w:hint="eastAsia"/>
+                <w:bCs/>
+                <w:color w:val="000000"/>
+                <w:sz w:val="24"/>
+                <w:lang w:eastAsia="zh-CN"/>
+              </w:rPr>
+            </w:pPr>
+          </w:p>
+        </w:tc>
+        <w:tc>
+          <w:tcPr>
+            <w:tcW w:w="3204" w:type="dxa"/>
+          </w:tcPr>
+          <w:p>
+            <w:pPr>
+              <w:ind w:left="440"/>
+              <w:rPr>
+                <w:rFonts w:ascii="TimesNewRomanPS" w:hAnsi="TimesNewRomanPS" w:hint="eastAsia"/>
+                <w:bCs/>
+                <w:color w:val="000000"/>
+                <w:sz w:val="24"/>
+                <w:lang w:eastAsia="zh-CN"/>
+              </w:rPr>
+            </w:pPr>
+          </w:p>
+        </w:tc>
+        <w:tc>
+          <w:tcPr>
+            <w:tcW w:w="1212" w:type="dxa"/>
+          </w:tcPr>
+          <w:p>
+            <w:pPr>
+              <w:ind w:left="440"/>
+              <w:rPr>
+                <w:rFonts w:ascii="TimesNewRomanPS" w:hAnsi="TimesNewRomanPS" w:hint="eastAsia"/>
+                <w:bCs/>
+                <w:color w:val="000000"/>
+                <w:sz w:val="24"/>
+                <w:lang w:eastAsia="zh-CN"/>
+              </w:rPr>
+            </w:pPr>
+          </w:p>
+        </w:tc>
+        <w:tc>
+          <w:tcPr>
+            <w:tcW w:w="1758" w:type="dxa"/>
+          </w:tcPr>
+          <w:p>
+            <w:pPr>
+              <w:ind w:left="440"/>
+              <w:rPr>
+                <w:rFonts w:ascii="TimesNewRomanPS" w:hAnsi="TimesNewRomanPS" w:hint="eastAsia"/>
+                <w:bCs/>
+                <w:color w:val="000000"/>
+                <w:sz w:val="24"/>
+                <w:lang w:eastAsia="zh-CN"/>
+              </w:rPr>
+            </w:pPr>
+          </w:p>
+        </w:tc>
+      </w:tr>
+    </w:tbl>
+    <w:p>
+      <w:pPr>
+        <w:rPr>
+          <w:rFonts w:hint="eastAsia"/>
+          <w:lang w:eastAsia="zh-CN"/>
+        </w:rPr>
+      </w:pPr>
+    </w:p>
+    <w:p>
+      <w:pPr>
+        <w:rPr>
+          <w:rFonts w:hint="eastAsia"/>
+          <w:lang w:eastAsia="zh-CN"/>
+        </w:rPr>
+      </w:pPr>
+    </w:p>
+    <w:p>
+      <w:pPr>
+        <w:rPr>
+          <w:rFonts w:hint="eastAsia"/>
+          <w:lang w:eastAsia="zh-CN"/>
+        </w:rPr>
+      </w:pPr>
+    </w:p>
+    <w:p>
+      <w:pPr>
+        <w:rPr>
+          <w:rFonts w:hint="eastAsia"/>
+          <w:lang w:eastAsia="zh-CN"/>
+        </w:rPr>
+      </w:pPr>
+    </w:p>
+    <w:p>
+      <w:pPr>
+        <w:rPr>
+          <w:rFonts w:hint="eastAsia"/>
+          <w:lang w:eastAsia="zh-CN"/>
+        </w:rPr>
+      </w:pPr>
+    </w:p>
+    <w:p>
+      <w:pPr>
+        <w:rPr>
+          <w:rFonts w:hint="eastAsia"/>
+          <w:lang w:eastAsia="zh-CN"/>
+        </w:rPr>
+      </w:pPr>
+    </w:p>
+    <w:p>
+      <w:pPr>
+        <w:rPr>
+          <w:rFonts w:hint="eastAsia"/>
+          <w:lang w:eastAsia="zh-CN"/>
+        </w:rPr>
+      </w:pPr>
+    </w:p>
+    <w:p>
+      <w:pPr>
+        <w:rPr>
+          <w:rFonts w:hint="eastAsia"/>
+          <w:lang w:eastAsia="zh-CN"/>
+        </w:rPr>
+      </w:pPr>
+    </w:p>
+    <w:p>
+      <w:pPr>
+        <w:rPr>
+          <w:rFonts w:hint="eastAsia"/>
+          <w:lang w:eastAsia="zh-CN"/>
+        </w:rPr>
+      </w:pPr>
+    </w:p>
+    <w:p>
+      <w:pPr>
+        <w:rPr>
+          <w:rFonts w:hint="eastAsia"/>
+          <w:lang w:eastAsia="zh-CN"/>
+        </w:rPr>
+      </w:pPr>
+    </w:p>
+    <w:p>
+      <w:pPr>
+        <w:rPr>
+          <w:rFonts w:hint="eastAsia"/>
+          <w:lang w:eastAsia="zh-CN"/>
+        </w:rPr>
+      </w:pPr>
+    </w:p>
+    <w:p>
+      <w:pPr>
+        <w:rPr>
+          <w:rFonts w:ascii="TimesNewRomanPS" w:hAnsi="TimesNewRomanPS" w:hint="eastAsia"/>
+          <w:b/>
+          <w:bCs/>
+          <w:lang w:eastAsia="zh-CN"/>
+        </w:rPr>
+      </w:pPr>
+      <w:r>
+        <w:rPr>
+          <w:rFonts w:ascii="TimesNewRomanPS" w:hAnsi="TimesNewRomanPS"/>
+          <w:b/>
+          <w:bCs/>
+          <w:lang w:eastAsia="zh-CN"/>
+        </w:rPr>
+        <w:t>Attributes:</w:t>
+      </w:r>
+    </w:p>
+    <w:tbl>
+      <w:tblPr>
+        <w:tblStyle w:val="af2"/>
+        <w:tblW w:w="0" w:type="auto"/>
+        <w:tblLook w:val="04A0" w:firstRow="1" w:lastRow="0" w:firstColumn="1" w:lastColumn="0" w:noHBand="0" w:noVBand="1"/>
+      </w:tblPr>
+      <w:tblGrid>
+        <w:gridCol w:w="923"/>
+        <w:gridCol w:w="1689"/>
+        <w:gridCol w:w="3782"/>
+        <w:gridCol w:w="1902"/>
+      </w:tblGrid>
+      <w:tr>
+        <w:tc>
+          <w:tcPr>
+            <w:tcW w:w="680" w:type="dxa"/>
+          </w:tcPr>
+          <w:p>
+            <w:pPr>
+              <w:ind w:left="440"/>
+              <w:rPr>
+                <w:rFonts w:hint="eastAsia"/>
+                <w:lang w:eastAsia="zh-CN"/>
+              </w:rPr>
+            </w:pPr>
+            <w:r>
+              <w:rPr>
+                <w:rFonts w:ascii="TimesNewRomanPS" w:eastAsia="TimesNewRomanPS" w:hAnsi="TimesNewRomanPS"/>
+                <w:b/>
+                <w:color w:val="000000"/>
+                <w:sz w:val="24"/>
+              </w:rPr>
+              <w:t>ID</w:t>
+            </w:r>
+          </w:p>
+        </w:tc>
+        <w:tc>
+          <w:tcPr>
+            <w:tcW w:w="1723" w:type="dxa"/>
+          </w:tcPr>
+          <w:p>
+            <w:pPr>
+              <w:ind w:left="440"/>
+              <w:rPr>
+                <w:rFonts w:hint="eastAsia"/>
+                <w:lang w:eastAsia="zh-CN"/>
+              </w:rPr>
+            </w:pPr>
+            <w:r>
+              <w:rPr>
+                <w:rFonts w:ascii="TimesNewRomanPS" w:eastAsia="TimesNewRomanPS" w:hAnsi="TimesNewRomanPS"/>
+                <w:b/>
+                <w:color w:val="000000"/>
+                <w:sz w:val="24"/>
+              </w:rPr>
+              <w:t>Name</w:t>
+            </w:r>
+          </w:p>
+        </w:tc>
+        <w:tc>
+          <w:tcPr>
+            <w:tcW w:w="3934" w:type="dxa"/>
+          </w:tcPr>
+          <w:p>
+            <w:pPr>
+              <w:ind w:left="440"/>
+              <w:rPr>
+                <w:rFonts w:hint="eastAsia"/>
+                <w:lang w:eastAsia="zh-CN"/>
+              </w:rPr>
+            </w:pPr>
+            <w:r>
+              <w:rPr>
+                <w:rFonts w:ascii="TimesNewRomanPS" w:eastAsia="TimesNewRomanPS" w:hAnsi="TimesNewRomanPS"/>
+                <w:b/>
+                <w:color w:val="000000"/>
+                <w:sz w:val="24"/>
+              </w:rPr>
+              <w:t>Description</w:t>
+            </w:r>
+          </w:p>
+        </w:tc>
+        <w:tc>
+          <w:tcPr>
+            <w:tcW w:w="1959" w:type="dxa"/>
+          </w:tcPr>
+          <w:p>
+            <w:pPr>
+              <w:ind w:left="440"/>
+              <w:rPr>
+                <w:rFonts w:hint="eastAsia"/>
+                <w:lang w:eastAsia="zh-CN"/>
+              </w:rPr>
+            </w:pPr>
+            <w:r>
+              <w:rPr>
+                <w:rFonts w:ascii="TimesNewRomanPS" w:eastAsia="TimesNewRomanPS" w:hAnsi="TimesNewRomanPS"/>
+                <w:b/>
+                <w:color w:val="000000"/>
+                <w:sz w:val="24"/>
+              </w:rPr>
+              <w:t>Type</w:t>
+            </w:r>
+          </w:p>
+        </w:tc>
+      </w:tr>
+      <w:tr>
+        <w:tc>
+          <w:tcPr>
+            <w:tcW w:w="680" w:type="dxa"/>
+          </w:tcPr>
+          <w:p>
+            <w:pPr>
+              <w:ind w:left="440"/>
+              <w:rPr>
+                <w:rFonts w:ascii="TimesNewRomanPS" w:eastAsia="TimesNewRomanPS" w:hAnsi="TimesNewRomanPS"/>
+                <w:b/>
+                <w:color w:val="000000"/>
+                <w:sz w:val="24"/>
+              </w:rPr>
+            </w:pPr>
+            <w:r>
+              <w:rPr>
+                <w:rFonts w:ascii="TimesNewRomanPS" w:eastAsia="TimesNewRomanPS" w:hAnsi="TimesNewRomanPS" w:hint="eastAsia"/>
+                <w:b/>
+                <w:color w:val="000000"/>
+                <w:sz w:val="24"/>
+              </w:rPr>
+              <w:t>1</w:t>
+            </w:r>
+          </w:p>
+        </w:tc>
+        <w:tc>
+          <w:tcPr>
+            <w:tcW w:w="1723" w:type="dxa"/>
+          </w:tcPr>
+          <w:p>
+            <w:pPr>
+              <w:ind w:left="440"/>
+              <w:rPr>
+                <w:rFonts w:ascii="TimesNewRomanPS" w:hAnsi="TimesNewRomanPS" w:hint="eastAsia"/>
+                <w:bCs/>
+                <w:color w:val="000000"/>
+                <w:sz w:val="24"/>
+                <w:lang w:eastAsia="zh-CN"/>
+              </w:rPr>
+            </w:pPr>
+          </w:p>
+        </w:tc>
+        <w:tc>
+          <w:tcPr>
+            <w:tcW w:w="3934" w:type="dxa"/>
+          </w:tcPr>
+          <w:p>
+            <w:pPr>
+              <w:ind w:left="440"/>
+              <w:rPr>
+                <w:rFonts w:ascii="TimesNewRomanPS" w:hAnsi="TimesNewRomanPS" w:hint="eastAsia"/>
+                <w:bCs/>
+                <w:color w:val="000000"/>
+                <w:sz w:val="24"/>
+                <w:lang w:eastAsia="zh-CN"/>
+              </w:rPr>
+            </w:pPr>
+          </w:p>
+        </w:tc>
+        <w:tc>
+          <w:tcPr>
+            <w:tcW w:w="1959" w:type="dxa"/>
+          </w:tcPr>
+          <w:p>
+            <w:pPr>
+              <w:ind w:left="440"/>
+              <w:rPr>
+                <w:rFonts w:ascii="TimesNewRomanPS" w:hAnsi="TimesNewRomanPS" w:hint="eastAsia"/>
+                <w:bCs/>
+                <w:color w:val="000000"/>
+                <w:sz w:val="24"/>
+                <w:lang w:eastAsia="zh-CN"/>
+              </w:rPr>
+            </w:pPr>
+          </w:p>
+        </w:tc>
+      </w:tr>
+    </w:tbl>
+    <w:p>
+      <w:pPr>
+        <w:rPr>
+          <w:rFonts w:hint="eastAsia"/>
+          <w:lang w:eastAsia="zh-CN"/>
+        </w:rPr>
+      </w:pPr>
+    </w:p>
+    <w:p>
+      <w:pPr>
+        <w:rPr>
+          <w:rFonts w:ascii="TimesNewRomanPS" w:hAnsi="TimesNewRomanPS" w:hint="eastAsia"/>
+          <w:b/>
+          <w:bCs/>
+          <w:lang w:eastAsia="zh-CN"/>
+        </w:rPr>
+      </w:pPr>
+      <w:r>
+        <w:rPr>
+          <w:rFonts w:ascii="TimesNewRomanPS" w:hAnsi="TimesNewRomanPS" w:hint="eastAsia"/>
+          <w:b/>
+          <w:bCs/>
+          <w:lang w:eastAsia="zh-CN"/>
+        </w:rPr>
+        <w:t>Methods</w:t>
+      </w:r>
+      <w:r>
+        <w:rPr>
+          <w:rFonts w:ascii="TimesNewRomanPS" w:hAnsi="TimesNewRomanPS"/>
+          <w:b/>
+          <w:bCs/>
+          <w:lang w:eastAsia="zh-CN"/>
+        </w:rPr>
+        <w:t>:</w:t>
+      </w:r>
+    </w:p>
+    <w:tbl>
+      <w:tblPr>
+        <w:tblStyle w:val="af2"/>
+        <w:tblW w:w="0" w:type="auto"/>
+        <w:tblLayout w:type="fixed"/>
+        <w:tblLook w:val="04A0" w:firstRow="1" w:lastRow="0" w:firstColumn="1" w:lastColumn="0" w:noHBand="0" w:noVBand="1"/>
+      </w:tblPr>
+      <w:tblGrid>
+        <w:gridCol w:w="562"/>
+        <w:gridCol w:w="1560"/>
+        <w:gridCol w:w="3204"/>
+        <w:gridCol w:w="1212"/>
+        <w:gridCol w:w="1758"/>
+      </w:tblGrid>
+      <w:tr>
+        <w:tc>
+          <w:tcPr>
+            <w:tcW w:w="562" w:type="dxa"/>
+          </w:tcPr>
+          <w:p>
+            <w:pPr>
+              <w:ind w:left="440"/>
+              <w:rPr>
+                <w:rFonts w:hint="eastAsia"/>
+                <w:lang w:eastAsia="zh-CN"/>
+              </w:rPr>
+            </w:pPr>
+            <w:r>
+              <w:rPr>
+                <w:rFonts w:ascii="TimesNewRomanPS" w:eastAsia="TimesNewRomanPS" w:hAnsi="TimesNewRomanPS"/>
+                <w:b/>
+                <w:color w:val="000000"/>
+                <w:sz w:val="24"/>
+              </w:rPr>
+              <w:lastRenderedPageBreak/>
+              <w:t>ID</w:t>
+            </w:r>
+          </w:p>
+        </w:tc>
+        <w:tc>
+          <w:tcPr>
+            <w:tcW w:w="1560" w:type="dxa"/>
+          </w:tcPr>
+          <w:p>
+            <w:pPr>
+              <w:ind w:left="440"/>
+              <w:rPr>
+                <w:rFonts w:hint="eastAsia"/>
+                <w:szCs w:val="21"/>
+                <w:lang w:eastAsia="zh-CN"/>
+              </w:rPr>
+            </w:pPr>
+            <w:r>
+              <w:rPr>
+                <w:rFonts w:ascii="TimesNewRomanPS" w:eastAsia="TimesNewRomanPS" w:hAnsi="TimesNewRomanPS"/>
+                <w:b/>
+                <w:color w:val="000000"/>
+                <w:szCs w:val="21"/>
+              </w:rPr>
+              <w:t>Name</w:t>
+            </w:r>
+          </w:p>
+        </w:tc>
+        <w:tc>
+          <w:tcPr>
+            <w:tcW w:w="3204" w:type="dxa"/>
+          </w:tcPr>
+          <w:p>
+            <w:pPr>
+              <w:ind w:left="440"/>
+              <w:rPr>
+                <w:rFonts w:hint="eastAsia"/>
+                <w:szCs w:val="21"/>
+                <w:lang w:eastAsia="zh-CN"/>
+              </w:rPr>
+            </w:pPr>
+            <w:r>
+              <w:rPr>
+                <w:rFonts w:ascii="TimesNewRomanPS" w:eastAsia="TimesNewRomanPS" w:hAnsi="TimesNewRomanPS"/>
+                <w:b/>
+                <w:color w:val="000000"/>
+                <w:szCs w:val="21"/>
+              </w:rPr>
+              <w:t>Description</w:t>
+            </w:r>
+          </w:p>
+        </w:tc>
+        <w:tc>
+          <w:tcPr>
+            <w:tcW w:w="1212" w:type="dxa"/>
+          </w:tcPr>
+          <w:p>
+            <w:pPr>
+              <w:ind w:left="440"/>
+              <w:rPr>
+                <w:rFonts w:ascii="TimesNewRomanPS" w:hAnsi="TimesNewRomanPS" w:hint="eastAsia"/>
+                <w:b/>
+                <w:color w:val="000000"/>
+                <w:szCs w:val="21"/>
+                <w:lang w:eastAsia="zh-CN"/>
+              </w:rPr>
+            </w:pPr>
+            <w:r>
+              <w:rPr>
+                <w:rFonts w:ascii="TimesNewRomanPS" w:eastAsia="TimesNewRomanPS" w:hAnsi="TimesNewRomanPS"/>
+                <w:b/>
+                <w:color w:val="000000"/>
+                <w:szCs w:val="21"/>
+              </w:rPr>
+              <w:t>Parameter</w:t>
+            </w:r>
+          </w:p>
+        </w:tc>
+        <w:tc>
+          <w:tcPr>
+            <w:tcW w:w="1758" w:type="dxa"/>
+          </w:tcPr>
+          <w:p>
+            <w:pPr>
+              <w:ind w:left="440"/>
+              <w:rPr>
+                <w:rFonts w:ascii="TimesNewRomanPS" w:hAnsi="TimesNewRomanPS" w:hint="eastAsia"/>
+                <w:b/>
+                <w:color w:val="000000"/>
+                <w:szCs w:val="21"/>
+                <w:lang w:eastAsia="zh-CN"/>
+              </w:rPr>
+            </w:pPr>
+            <w:r>
+              <w:rPr>
+                <w:rFonts w:ascii="TimesNewRomanPS" w:eastAsia="TimesNewRomanPS" w:hAnsi="TimesNewRomanPS"/>
+                <w:b/>
+                <w:color w:val="000000"/>
+                <w:szCs w:val="21"/>
+              </w:rPr>
+              <w:t>Return Type</w:t>
+            </w:r>
+          </w:p>
+        </w:tc>
+      </w:tr>
+      <w:tr>
+        <w:tc>
+          <w:tcPr>
+            <w:tcW w:w="562" w:type="dxa"/>
+          </w:tcPr>
+          <w:p>
+            <w:pPr>
+              <w:ind w:left="440"/>
+              <w:rPr>
+                <w:rFonts w:ascii="TimesNewRomanPS" w:eastAsia="TimesNewRomanPS" w:hAnsi="TimesNewRomanPS"/>
+                <w:b/>
+                <w:color w:val="000000"/>
+                <w:sz w:val="24"/>
+              </w:rPr>
+            </w:pPr>
+            <w:r>
+              <w:rPr>
+                <w:rFonts w:ascii="TimesNewRomanPS" w:eastAsia="TimesNewRomanPS" w:hAnsi="TimesNewRomanPS" w:hint="eastAsia"/>
+                <w:b/>
+                <w:color w:val="000000"/>
+                <w:sz w:val="24"/>
+              </w:rPr>
+              <w:t>1</w:t>
+            </w:r>
+          </w:p>
+        </w:tc>
+        <w:tc>
+          <w:tcPr>
+            <w:tcW w:w="1560" w:type="dxa"/>
+          </w:tcPr>
+          <w:p>
+            <w:pPr>
+              <w:ind w:left="440"/>
+              <w:rPr>
+                <w:rFonts w:ascii="TimesNewRomanPS" w:hAnsi="TimesNewRomanPS" w:hint="eastAsia"/>
+                <w:bCs/>
+                <w:color w:val="000000"/>
+                <w:sz w:val="24"/>
+                <w:lang w:eastAsia="zh-CN"/>
+              </w:rPr>
+            </w:pPr>
+          </w:p>
+        </w:tc>
+        <w:tc>
+          <w:tcPr>
+            <w:tcW w:w="3204" w:type="dxa"/>
+          </w:tcPr>
+          <w:p>
+            <w:pPr>
+              <w:ind w:left="440"/>
+              <w:rPr>
+                <w:rFonts w:ascii="TimesNewRomanPS" w:hAnsi="TimesNewRomanPS" w:hint="eastAsia"/>
+                <w:bCs/>
+                <w:color w:val="000000"/>
+                <w:sz w:val="24"/>
+                <w:lang w:eastAsia="zh-CN"/>
+              </w:rPr>
+            </w:pPr>
+          </w:p>
+        </w:tc>
+        <w:tc>
+          <w:tcPr>
+            <w:tcW w:w="1212" w:type="dxa"/>
+          </w:tcPr>
+          <w:p>
+            <w:pPr>
+              <w:ind w:left="440"/>
+              <w:rPr>
+                <w:rFonts w:ascii="TimesNewRomanPS" w:hAnsi="TimesNewRomanPS" w:hint="eastAsia"/>
+                <w:bCs/>
+                <w:color w:val="000000"/>
+                <w:sz w:val="24"/>
+                <w:lang w:eastAsia="zh-CN"/>
+              </w:rPr>
+            </w:pPr>
+          </w:p>
+        </w:tc>
+        <w:tc>
+          <w:tcPr>
+            <w:tcW w:w="1758" w:type="dxa"/>
+          </w:tcPr>
+          <w:p>
+            <w:pPr>
+              <w:ind w:left="440"/>
+              <w:rPr>
+                <w:rFonts w:ascii="TimesNewRomanPS" w:hAnsi="TimesNewRomanPS" w:hint="eastAsia"/>
+                <w:bCs/>
+                <w:color w:val="000000"/>
+                <w:sz w:val="24"/>
+                <w:lang w:eastAsia="zh-CN"/>
+              </w:rPr>
+            </w:pPr>
+          </w:p>
+        </w:tc>
+      </w:tr>
+    </w:tbl>
+    <w:p>
+      <w:pPr>
+        <w:rPr>
+          <w:rFonts w:hint="eastAsia"/>
+          <w:lang w:eastAsia="zh-CN"/>
+        </w:rPr>
+      </w:pPr>
+    </w:p>
+    <w:p>
+      <w:pPr>
+        <w:rPr>
+          <w:rFonts w:hint="eastAsia"/>
+          <w:lang w:eastAsia="zh-CN"/>
+        </w:rPr>
+      </w:pPr>
+    </w:p>
+    <w:p>
+      <w:pPr>
+        <w:rPr>
+          <w:rFonts w:hint="eastAsia"/>
+          <w:lang w:eastAsia="zh-CN"/>
+        </w:rPr>
+      </w:pPr>
+    </w:p>
+    <w:p>
+      <w:pPr>
+        <w:rPr>
+          <w:rFonts w:hint="eastAsia"/>
+          <w:lang w:eastAsia="zh-CN"/>
+        </w:rPr>
+      </w:pPr>
+    </w:p>
+    <w:p>
+      <w:pPr>
+        <w:rPr>
+          <w:rFonts w:hint="eastAsia"/>
+          <w:lang w:eastAsia="zh-CN"/>
+        </w:rPr>
+      </w:pPr>
+    </w:p>
+    <w:p>
+      <w:pPr>
+        <w:rPr>
+          <w:rFonts w:hint="eastAsia"/>
+          <w:lang w:eastAsia="zh-CN"/>
+        </w:rPr>
+      </w:pPr>
+    </w:p>
+    <w:p>
+      <w:pPr>
+        <w:rPr>
+          <w:rFonts w:hint="eastAsia"/>
+          <w:lang w:eastAsia="zh-CN"/>
+        </w:rPr>
+      </w:pPr>
+    </w:p>
+    <w:p>
+      <w:pPr>
+        <w:rPr>
+          <w:rFonts w:hint="eastAsia"/>
+          <w:lang w:eastAsia="zh-CN"/>
+        </w:rPr>
+      </w:pPr>
+    </w:p>
+    <w:p>
+      <w:pPr>
+        <w:rPr>
+          <w:rFonts w:hint="eastAsia"/>
+          <w:lang w:eastAsia="zh-CN"/>
+        </w:rPr>
+      </w:pPr>
+    </w:p>
+    <w:p>
+      <w:pPr>
+        <w:rPr>
+          <w:rFonts w:hint="eastAsia"/>
+          <w:lang w:eastAsia="zh-CN"/>
+        </w:rPr>
+      </w:pPr>
+    </w:p>
+    <w:p>
+      <w:pPr>
+        <w:rPr>
+          <w:rFonts w:hint="eastAsia"/>
+          <w:lang w:eastAsia="zh-CN"/>
+        </w:rPr>
+      </w:pPr>
+    </w:p>
+    <w:p>
+      <w:pPr>
+        <w:rPr>
+          <w:rFonts w:hint="eastAsia"/>
+          <w:lang w:eastAsia="zh-CN"/>
+        </w:rPr>
+      </w:pPr>
+    </w:p>
+    <w:p>
+      <w:pPr>
+        <w:rPr>
+          <w:rFonts w:hint="eastAsia"/>
+          <w:lang w:eastAsia="zh-CN"/>
+        </w:rPr>
+      </w:pPr>
+    </w:p>
+    <w:p>
+      <w:pPr>
+        <w:rPr>
+          <w:rFonts w:hint="eastAsia"/>
+          <w:lang w:eastAsia="zh-CN"/>
+        </w:rPr>
+      </w:pPr>
+    </w:p>
+    <w:p>
+      <w:pPr>
+        <w:rPr>
+          <w:rFonts w:hint="eastAsia"/>
+          <w:lang w:eastAsia="zh-CN"/>
+        </w:rPr>
+      </w:pPr>
+    </w:p>
+    <w:p>
+      <w:pPr>
+        <w:rPr>
+          <w:rFonts w:hint="eastAsia"/>
+          <w:lang w:eastAsia="zh-CN"/>
+        </w:rPr>
+      </w:pPr>
+    </w:p>
+    <w:p>
+      <w:pPr>
+        <w:rPr>
+          <w:rFonts w:hint="eastAsia"/>
+          <w:lang w:eastAsia="zh-CN"/>
+        </w:rPr>
+      </w:pPr>
+    </w:p>
+    <w:p>
+      <w:pPr>
+        <w:rPr>
+          <w:rFonts w:hint="eastAsia"/>
+          <w:lang w:eastAsia="zh-CN"/>
+        </w:rPr>
+      </w:pPr>
+    </w:p>
+    <w:p>
+      <w:pPr>
+        <w:rPr>
+          <w:rFonts w:ascii="TimesNewRomanPS" w:hAnsi="TimesNewRomanPS" w:hint="eastAsia"/>
+          <w:b/>
+          <w:bCs/>
+          <w:lang w:eastAsia="zh-CN"/>
+        </w:rPr>
+      </w:pPr>
+      <w:r>
+        <w:rPr>
+          <w:rFonts w:ascii="TimesNewRomanPS" w:hAnsi="TimesNewRomanPS"/>
+          <w:b/>
+          <w:bCs/>
+          <w:lang w:eastAsia="zh-CN"/>
+        </w:rPr>
+        <w:t>Attributes:</w:t>
+      </w:r>
+    </w:p>
+    <w:tbl>
+      <w:tblPr>
+        <w:tblStyle w:val="af2"/>
+        <w:tblW w:w="0" w:type="auto"/>
+        <w:tblLook w:val="04A0" w:firstRow="1" w:lastRow="0" w:firstColumn="1" w:lastColumn="0" w:noHBand="0" w:noVBand="1"/>
+      </w:tblPr>
+      <w:tblGrid>
+        <w:gridCol w:w="923"/>
+        <w:gridCol w:w="1689"/>
+        <w:gridCol w:w="3782"/>
+        <w:gridCol w:w="1902"/>
+      </w:tblGrid>
+      <w:tr>
+        <w:tc>
+          <w:tcPr>
+            <w:tcW w:w="680" w:type="dxa"/>
+          </w:tcPr>
+          <w:p>
+            <w:pPr>
+              <w:ind w:left="440"/>
+              <w:rPr>
+                <w:rFonts w:hint="eastAsia"/>
+                <w:lang w:eastAsia="zh-CN"/>
+              </w:rPr>
+            </w:pPr>
+            <w:r>
+              <w:rPr>
+                <w:rFonts w:ascii="TimesNewRomanPS" w:eastAsia="TimesNewRomanPS" w:hAnsi="TimesNewRomanPS"/>
+                <w:b/>
+                <w:color w:val="000000"/>
+                <w:sz w:val="24"/>
+              </w:rPr>
+              <w:t>ID</w:t>
+            </w:r>
+          </w:p>
+        </w:tc>
+        <w:tc>
+          <w:tcPr>
+            <w:tcW w:w="1723" w:type="dxa"/>
+          </w:tcPr>
+          <w:p>
+            <w:pPr>
+              <w:ind w:left="440"/>
+              <w:rPr>
+                <w:rFonts w:hint="eastAsia"/>
+                <w:lang w:eastAsia="zh-CN"/>
+              </w:rPr>
+            </w:pPr>
+            <w:r>
+              <w:rPr>
+                <w:rFonts w:ascii="TimesNewRomanPS" w:eastAsia="TimesNewRomanPS" w:hAnsi="TimesNewRomanPS"/>
+                <w:b/>
+                <w:color w:val="000000"/>
+                <w:sz w:val="24"/>
+              </w:rPr>
+              <w:t>Name</w:t>
+            </w:r>
+          </w:p>
+        </w:tc>
+        <w:tc>
+          <w:tcPr>
+            <w:tcW w:w="3934" w:type="dxa"/>
+          </w:tcPr>
+          <w:p>
+            <w:pPr>
+              <w:ind w:left="440"/>
+              <w:rPr>
+                <w:rFonts w:hint="eastAsia"/>
+                <w:lang w:eastAsia="zh-CN"/>
+              </w:rPr>
+            </w:pPr>
+            <w:r>
+              <w:rPr>
+                <w:rFonts w:ascii="TimesNewRomanPS" w:eastAsia="TimesNewRomanPS" w:hAnsi="TimesNewRomanPS"/>
+                <w:b/>
+                <w:color w:val="000000"/>
+                <w:sz w:val="24"/>
+              </w:rPr>
+              <w:t>Description</w:t>
+            </w:r>
+          </w:p>
+        </w:tc>
+        <w:tc>
+          <w:tcPr>
+            <w:tcW w:w="1959" w:type="dxa"/>
+          </w:tcPr>
+          <w:p>
+            <w:pPr>
+              <w:ind w:left="440"/>
+              <w:rPr>
+                <w:rFonts w:hint="eastAsia"/>
+                <w:lang w:eastAsia="zh-CN"/>
+              </w:rPr>
+            </w:pPr>
+            <w:r>
+              <w:rPr>
+                <w:rFonts w:ascii="TimesNewRomanPS" w:eastAsia="TimesNewRomanPS" w:hAnsi="TimesNewRomanPS"/>
+                <w:b/>
+                <w:color w:val="000000"/>
+                <w:sz w:val="24"/>
+              </w:rPr>
+              <w:t>Type</w:t>
+            </w:r>
+          </w:p>
+        </w:tc>
+      </w:tr>
+      <w:tr>
+        <w:tc>
+          <w:tcPr>
+            <w:tcW w:w="680" w:type="dxa"/>
+          </w:tcPr>
+          <w:p>
+            <w:pPr>
+              <w:ind w:left="440"/>
+              <w:rPr>
+                <w:rFonts w:ascii="TimesNewRomanPS" w:eastAsia="TimesNewRomanPS" w:hAnsi="TimesNewRomanPS"/>
+                <w:b/>
+                <w:color w:val="000000"/>
+                <w:sz w:val="24"/>
+              </w:rPr>
+            </w:pPr>
+            <w:r>
+              <w:rPr>
+                <w:rFonts w:ascii="TimesNewRomanPS" w:eastAsia="TimesNewRomanPS" w:hAnsi="TimesNewRomanPS" w:hint="eastAsia"/>
+                <w:b/>
+                <w:color w:val="000000"/>
+                <w:sz w:val="24"/>
+              </w:rPr>
+              <w:lastRenderedPageBreak/>
+              <w:t>1</w:t>
+            </w:r>
+          </w:p>
+        </w:tc>
+        <w:tc>
+          <w:tcPr>
+            <w:tcW w:w="1723" w:type="dxa"/>
+          </w:tcPr>
+          <w:p>
+            <w:pPr>
+              <w:ind w:left="440"/>
+              <w:rPr>
+                <w:rFonts w:ascii="TimesNewRomanPS" w:hAnsi="TimesNewRomanPS" w:hint="eastAsia"/>
+                <w:bCs/>
+                <w:color w:val="000000"/>
+                <w:sz w:val="24"/>
+                <w:lang w:eastAsia="zh-CN"/>
+              </w:rPr>
+            </w:pPr>
+          </w:p>
+        </w:tc>
+        <w:tc>
+          <w:tcPr>
+            <w:tcW w:w="3934" w:type="dxa"/>
+          </w:tcPr>
+          <w:p>
+            <w:pPr>
+              <w:ind w:left="440"/>
+              <w:rPr>
+                <w:rFonts w:ascii="TimesNewRomanPS" w:hAnsi="TimesNewRomanPS" w:hint="eastAsia"/>
+                <w:bCs/>
+                <w:color w:val="000000"/>
+                <w:sz w:val="24"/>
+                <w:lang w:eastAsia="zh-CN"/>
+              </w:rPr>
+            </w:pPr>
+          </w:p>
+        </w:tc>
+        <w:tc>
+          <w:tcPr>
+            <w:tcW w:w="1959" w:type="dxa"/>
+          </w:tcPr>
+          <w:p>
+            <w:pPr>
+              <w:ind w:left="440"/>
+              <w:rPr>
+                <w:rFonts w:ascii="TimesNewRomanPS" w:hAnsi="TimesNewRomanPS" w:hint="eastAsia"/>
+                <w:bCs/>
+                <w:color w:val="000000"/>
+                <w:sz w:val="24"/>
+                <w:lang w:eastAsia="zh-CN"/>
+              </w:rPr>
+            </w:pPr>
+          </w:p>
+        </w:tc>
+      </w:tr>
+    </w:tbl>
+    <w:p>
+      <w:pPr>
+        <w:rPr>
+          <w:rFonts w:hint="eastAsia"/>
+          <w:lang w:eastAsia="zh-CN"/>
+        </w:rPr>
+      </w:pPr>
+    </w:p>
+    <w:p>
+      <w:pPr>
+        <w:rPr>
+          <w:rFonts w:ascii="TimesNewRomanPS" w:hAnsi="TimesNewRomanPS" w:hint="eastAsia"/>
+          <w:b/>
+          <w:bCs/>
+          <w:lang w:eastAsia="zh-CN"/>
+        </w:rPr>
+      </w:pPr>
+      <w:r>
+        <w:rPr>
+          <w:rFonts w:ascii="TimesNewRomanPS" w:hAnsi="TimesNewRomanPS" w:hint="eastAsia"/>
+          <w:b/>
+          <w:bCs/>
+          <w:lang w:eastAsia="zh-CN"/>
+        </w:rPr>
+        <w:t>Methods</w:t>
+      </w:r>
+      <w:r>
+        <w:rPr>
+          <w:rFonts w:ascii="TimesNewRomanPS" w:hAnsi="TimesNewRomanPS"/>
+          <w:b/>
+          <w:bCs/>
+          <w:lang w:eastAsia="zh-CN"/>
+        </w:rPr>
+        <w:t>:</w:t>
+      </w:r>
+    </w:p>
+    <w:tbl>
+      <w:tblPr>
+        <w:tblStyle w:val="af2"/>
+        <w:tblW w:w="0" w:type="auto"/>
+        <w:tblLayout w:type="fixed"/>
+        <w:tblLook w:val="04A0" w:firstRow="1" w:lastRow="0" w:firstColumn="1" w:lastColumn="0" w:noHBand="0" w:noVBand="1"/>
+      </w:tblPr>
+      <w:tblGrid>
+        <w:gridCol w:w="562"/>
+        <w:gridCol w:w="1560"/>
+        <w:gridCol w:w="3204"/>
+        <w:gridCol w:w="1212"/>
+        <w:gridCol w:w="1758"/>
+      </w:tblGrid>
+      <w:tr>
+        <w:tc>
+          <w:tcPr>
+            <w:tcW w:w="562" w:type="dxa"/>
+          </w:tcPr>
+          <w:p>
+            <w:pPr>
+              <w:ind w:left="440"/>
+              <w:rPr>
+                <w:rFonts w:hint="eastAsia"/>
+                <w:lang w:eastAsia="zh-CN"/>
+              </w:rPr>
+            </w:pPr>
+            <w:r>
+              <w:rPr>
+                <w:rFonts w:ascii="TimesNewRomanPS" w:eastAsia="TimesNewRomanPS" w:hAnsi="TimesNewRomanPS"/>
+                <w:b/>
+                <w:color w:val="000000"/>
+                <w:sz w:val="24"/>
+              </w:rPr>
+              <w:t>ID</w:t>
+            </w:r>
+          </w:p>
+        </w:tc>
+        <w:tc>
+          <w:tcPr>
+            <w:tcW w:w="1560" w:type="dxa"/>
+          </w:tcPr>
+          <w:p>
+            <w:pPr>
+              <w:ind w:left="440"/>
+              <w:rPr>
+                <w:rFonts w:hint="eastAsia"/>
+                <w:szCs w:val="21"/>
+                <w:lang w:eastAsia="zh-CN"/>
+              </w:rPr>
+            </w:pPr>
+            <w:r>
+              <w:rPr>
+                <w:rFonts w:ascii="TimesNewRomanPS" w:eastAsia="TimesNewRomanPS" w:hAnsi="TimesNewRomanPS"/>
+                <w:b/>
+                <w:color w:val="000000"/>
+                <w:szCs w:val="21"/>
+              </w:rPr>
+              <w:t>Name</w:t>
+            </w:r>
+          </w:p>
+        </w:tc>
+        <w:tc>
+          <w:tcPr>
+            <w:tcW w:w="3204" w:type="dxa"/>
+          </w:tcPr>
+          <w:p>
+            <w:pPr>
+              <w:ind w:left="440"/>
+              <w:rPr>
+                <w:rFonts w:hint="eastAsia"/>
+                <w:szCs w:val="21"/>
+                <w:lang w:eastAsia="zh-CN"/>
+              </w:rPr>
+            </w:pPr>
+            <w:r>
+              <w:rPr>
+                <w:rFonts w:ascii="TimesNewRomanPS" w:eastAsia="TimesNewRomanPS" w:hAnsi="TimesNewRomanPS"/>
+                <w:b/>
+                <w:color w:val="000000"/>
+                <w:szCs w:val="21"/>
+              </w:rPr>
+              <w:t>Description</w:t>
+            </w:r>
+          </w:p>
+        </w:tc>
+        <w:tc>
+          <w:tcPr>
+            <w:tcW w:w="1212" w:type="dxa"/>
+          </w:tcPr>
+          <w:p>
+            <w:pPr>
+              <w:ind w:left="440"/>
+              <w:rPr>
+                <w:rFonts w:ascii="TimesNewRomanPS" w:hAnsi="TimesNewRomanPS" w:hint="eastAsia"/>
+                <w:b/>
+                <w:color w:val="000000"/>
+                <w:szCs w:val="21"/>
+                <w:lang w:eastAsia="zh-CN"/>
+              </w:rPr>
+            </w:pPr>
+            <w:r>
+              <w:rPr>
+                <w:rFonts w:ascii="TimesNewRomanPS" w:eastAsia="TimesNewRomanPS" w:hAnsi="TimesNewRomanPS"/>
+                <w:b/>
+                <w:color w:val="000000"/>
+                <w:szCs w:val="21"/>
+              </w:rPr>
+              <w:t>Parameter</w:t>
+            </w:r>
+          </w:p>
+        </w:tc>
+        <w:tc>
+          <w:tcPr>
+            <w:tcW w:w="1758" w:type="dxa"/>
+          </w:tcPr>
+          <w:p>
+            <w:pPr>
+              <w:ind w:left="440"/>
+              <w:rPr>
+                <w:rFonts w:ascii="TimesNewRomanPS" w:hAnsi="TimesNewRomanPS" w:hint="eastAsia"/>
+                <w:b/>
+                <w:color w:val="000000"/>
+                <w:szCs w:val="21"/>
+                <w:lang w:eastAsia="zh-CN"/>
+              </w:rPr>
+            </w:pPr>
+            <w:r>
+              <w:rPr>
+                <w:rFonts w:ascii="TimesNewRomanPS" w:eastAsia="TimesNewRomanPS" w:hAnsi="TimesNewRomanPS"/>
+                <w:b/>
+                <w:color w:val="000000"/>
+                <w:szCs w:val="21"/>
+              </w:rPr>
+              <w:t>Return Type</w:t>
+            </w:r>
+          </w:p>
+        </w:tc>
+      </w:tr>
+      <w:tr>
+        <w:tc>
+          <w:tcPr>
+            <w:tcW w:w="562" w:type="dxa"/>
+          </w:tcPr>
+          <w:p>
+            <w:pPr>
+              <w:ind w:left="440"/>
+              <w:rPr>
+                <w:rFonts w:ascii="TimesNewRomanPS" w:eastAsia="TimesNewRomanPS" w:hAnsi="TimesNewRomanPS"/>
+                <w:b/>
+                <w:color w:val="000000"/>
+                <w:sz w:val="24"/>
+              </w:rPr>
+            </w:pPr>
+            <w:r>
+              <w:rPr>
+                <w:rFonts w:ascii="TimesNewRomanPS" w:eastAsia="TimesNewRomanPS" w:hAnsi="TimesNewRomanPS" w:hint="eastAsia"/>
+                <w:b/>
+                <w:color w:val="000000"/>
+                <w:sz w:val="24"/>
+              </w:rPr>
+              <w:t>1</w:t>
+            </w:r>
+          </w:p>
+        </w:tc>
+        <w:tc>
+          <w:tcPr>
+            <w:tcW w:w="1560" w:type="dxa"/>
+          </w:tcPr>
+          <w:p>
+            <w:pPr>
+              <w:ind w:left="440"/>
+              <w:rPr>
+                <w:rFonts w:ascii="TimesNewRomanPS" w:hAnsi="TimesNewRomanPS" w:hint="eastAsia"/>
+                <w:bCs/>
+                <w:color w:val="000000"/>
+                <w:sz w:val="24"/>
+                <w:lang w:eastAsia="zh-CN"/>
+              </w:rPr>
+            </w:pPr>
+          </w:p>
+        </w:tc>
+        <w:tc>
+          <w:tcPr>
+            <w:tcW w:w="3204" w:type="dxa"/>
+          </w:tcPr>
+          <w:p>
+            <w:pPr>
+              <w:ind w:left="440"/>
+              <w:rPr>
+                <w:rFonts w:ascii="TimesNewRomanPS" w:hAnsi="TimesNewRomanPS" w:hint="eastAsia"/>
+                <w:bCs/>
+                <w:color w:val="000000"/>
+                <w:sz w:val="24"/>
+                <w:lang w:eastAsia="zh-CN"/>
+              </w:rPr>
+            </w:pPr>
+          </w:p>
+        </w:tc>
+        <w:tc>
+          <w:tcPr>
+            <w:tcW w:w="1212" w:type="dxa"/>
+          </w:tcPr>
+          <w:p>
+            <w:pPr>
+              <w:ind w:left="440"/>
+              <w:rPr>
+                <w:rFonts w:ascii="TimesNewRomanPS" w:hAnsi="TimesNewRomanPS" w:hint="eastAsia"/>
+                <w:bCs/>
+                <w:color w:val="000000"/>
+                <w:sz w:val="24"/>
+                <w:lang w:eastAsia="zh-CN"/>
+              </w:rPr>
+            </w:pPr>
+          </w:p>
+        </w:tc>
+        <w:tc>
+          <w:tcPr>
+            <w:tcW w:w="1758" w:type="dxa"/>
+          </w:tcPr>
+          <w:p>
+            <w:pPr>
+              <w:ind w:left="440"/>
+              <w:rPr>
+                <w:rFonts w:ascii="TimesNewRomanPS" w:hAnsi="TimesNewRomanPS" w:hint="eastAsia"/>
+                <w:bCs/>
+                <w:color w:val="000000"/>
+                <w:sz w:val="24"/>
+                <w:lang w:eastAsia="zh-CN"/>
+              </w:rPr>
+            </w:pPr>
+          </w:p>
+        </w:tc>
+      </w:tr>
+    </w:tbl>
+    <w:p>
+      <w:pPr>
+        <w:rPr>
+          <w:rFonts w:hint="eastAsia"/>
+          <w:lang w:eastAsia="zh-CN"/>
+        </w:rPr>
+      </w:pPr>
+    </w:p>
+    <w:p>
+      <w:pPr>
+        <w:rPr>
+          <w:rFonts w:hint="eastAsia"/>
+          <w:lang w:eastAsia="zh-CN"/>
+        </w:rPr>
+      </w:pPr>
+    </w:p>
+    <w:p>
+      <w:pPr>
+        <w:pStyle w:val="3"/>
+        <w:rPr>
+          <w:rFonts w:ascii="TimesNewRomanPS" w:eastAsiaTheme="minorEastAsia" w:hAnsi="TimesNewRomanPS" w:cstheme="minorBidi" w:hint="eastAsia"/>
+          <w:b/>
+          <w:color w:val="000000"/>
+          <w:szCs w:val="22"/>
+          <w:lang w:eastAsia="zh-CN"/>
+        </w:rPr>
+      </w:pPr>
+      <w:r>
+        <w:rPr>
+          <w:rFonts w:ascii="TimesNewRomanPS" w:eastAsia="TimesNewRomanPS" w:hAnsi="TimesNewRomanPS" w:cstheme="minorBidi" w:hint="eastAsia"/>
+          <w:b/>
+          <w:color w:val="000000"/>
+          <w:szCs w:val="22"/>
+        </w:rPr>
+        <w:t>3.</w:t>
+      </w:r>
+      <w:r>
+        <w:rPr>
+          <w:rFonts w:ascii="TimesNewRomanPS" w:eastAsiaTheme="minorEastAsia" w:hAnsi="TimesNewRomanPS" w:cstheme="minorBidi" w:hint="eastAsia"/>
+          <w:b/>
+          <w:color w:val="000000"/>
+          <w:szCs w:val="22"/>
+          <w:lang w:eastAsia="zh-CN"/>
+        </w:rPr>
+        <w:t>3</w:t>
+      </w:r>
+      <w:r>
+        <w:rPr>
+          <w:rFonts w:ascii="TimesNewRomanPS" w:eastAsia="TimesNewRomanPS" w:hAnsi="TimesNewRomanPS" w:cstheme="minorBidi" w:hint="eastAsia"/>
+          <w:b/>
+          <w:color w:val="000000"/>
+          <w:szCs w:val="22"/>
+        </w:rPr>
+        <w:t>.3 Sequence Diagram</w:t>
+      </w:r>
+    </w:p>
+    <w:p>
+      <w:pPr>
+        <w:rPr>
           <w:rFonts w:ascii="TimesNewRomanPS" w:hAnsi="TimesNewRomanPS" w:hint="eastAsia"/>
           <w:lang w:eastAsia="zh-CN"/>
         </w:rPr>
@@ -17085,7 +19667,6 @@
           <w:sz w:val="40"/>
           <w:szCs w:val="22"/>
         </w:rPr>
-        <w:lastRenderedPageBreak/>
         <w:t>Chapter 4 User Interface Design</w:t>
       </w:r>
       <w:bookmarkEnd w:id="13"/>
@@ -17138,7 +19719,7 @@
                     <pic:cNvPicPr/>
                   </pic:nvPicPr>
                   <pic:blipFill>
-                    <a:blip r:embed="rId21"/>
+                    <a:blip r:embed="rId23"/>
                     <a:stretch>
                       <a:fillRect/>
                     </a:stretch>
@@ -17175,6 +19756,7 @@
           <w:bCs/>
           <w:lang w:eastAsia="zh-CN"/>
         </w:rPr>
+        <w:lastRenderedPageBreak/>
         <w:t>UI-01-01</w:t>
       </w:r>
       <w:r>
@@ -17226,7 +19808,7 @@
                     <pic:cNvPicPr/>
                   </pic:nvPicPr>
                   <pic:blipFill>
-                    <a:blip r:embed="rId22"/>
+                    <a:blip r:embed="rId24"/>
                     <a:stretch>
                       <a:fillRect/>
                     </a:stretch>
@@ -17263,7 +19845,6 @@
           <w:bCs/>
           <w:lang w:eastAsia="zh-CN"/>
         </w:rPr>
-        <w:lastRenderedPageBreak/>
         <w:t xml:space="preserve">UI-01-02 </w:t>
       </w:r>
       <w:r>
@@ -17314,7 +19895,7 @@
                     <pic:cNvPicPr/>
                   </pic:nvPicPr>
                   <pic:blipFill>
-                    <a:blip r:embed="rId23"/>
+                    <a:blip r:embed="rId25"/>
                     <a:stretch>
                       <a:fillRect/>
                     </a:stretch>
@@ -17351,6 +19932,7 @@
           <w:bCs/>
           <w:lang w:eastAsia="zh-CN"/>
         </w:rPr>
+        <w:lastRenderedPageBreak/>
         <w:t>UI-02 Daily Briefing Page</w:t>
       </w:r>
     </w:p>
@@ -17384,7 +19966,7 @@
                     <pic:cNvPicPr/>
                   </pic:nvPicPr>
                   <pic:blipFill>
-                    <a:blip r:embed="rId24"/>
+                    <a:blip r:embed="rId26"/>
                     <a:stretch>
                       <a:fillRect/>
                     </a:stretch>
@@ -17406,7 +19988,7 @@
       </w:r>
     </w:p>
     <w:sectPr>
-      <w:footerReference w:type="default" r:id="rId25"/>
+      <w:footerReference w:type="default" r:id="rId27"/>
       <w:pgSz w:w="11906" w:h="16838"/>
       <w:pgMar w:top="1440" w:right="1800" w:bottom="1440" w:left="1800" w:header="851" w:footer="992" w:gutter="0"/>
       <w:cols w:space="425"/>
